--- a/Assignment_9.docx
+++ b/Assignment_9.docx
@@ -3139,7 +3139,7 @@
                 <w:rFonts w:ascii="Calibri" w:hAnsi="Calibri"/>
                 <w:sz w:val="20"/>
               </w:rPr>
-              <w:t>The fetch_logs() function should raise UnsafeURLError, preventing the system from making internal network requests. The job should record an error state.</w:t>
+              <w:t>The fetch_logs() function should raise UnsafeURLError. The job should record an error state.</w:t>
             </w:r>
           </w:p>
         </w:tc>
@@ -3171,7 +3171,7 @@
                 <w:rFonts w:ascii="Calibri" w:hAnsi="Calibri"/>
                 <w:sz w:val="20"/>
               </w:rPr>
-              <w:t>The system does NOT raise UnsafeURLError. Instead, the except httpx.RequestError block catches the connection failure and silently falls back to SIMULATED_LOG, processing the hardcoded demo log as if it were real Jenkins output.</w:t>
+              <w:t>The system does NOT raise UnsafeURLError. Instead, the except httpx.RequestError block catches the connection failure and silently falls back to SIMULATED_LOG.</w:t>
             </w:r>
           </w:p>
         </w:tc>
@@ -3203,7 +3203,7 @@
                 <w:rFonts w:ascii="Calibri" w:hAnsi="Calibri"/>
                 <w:sz w:val="20"/>
               </w:rPr>
-              <w:t>❌ Fail</w:t>
+              <w:t>FAIL</w:t>
             </w:r>
           </w:p>
         </w:tc>

--- a/Assignment_9.docx
+++ b/Assignment_9.docx
@@ -3394,18 +3394,165 @@
       </w:r>
     </w:p>
     <w:p>
+      <w:r>
+        <w:t>The following section documents the complete request/response and service logs for each of the 8 test cases executed against the Pipeline Controller module (Port 9000). Tests were executed on 2026-04-19 on Windows 11 using Python 3.10.5.</w:t>
+      </w:r>
+    </w:p>
+    <w:p>
       <w:pPr>
         <w:pStyle w:val="Heading2"/>
       </w:pPr>
       <w:r>
-        <w:t>3.1  White-Box Test Execution (Unit Tests)</w:t>
+        <w:t>TC-01: Valid Pipeline Event Submission</w:t>
       </w:r>
     </w:p>
-    <w:p>
-      <w:r>
-        <w:t>The white-box tests test internal functions and data structures directly, without making HTTP calls. Command used:</w:t>
-      </w:r>
-    </w:p>
+    <w:tbl>
+      <w:tblPr>
+        <w:tblStyle w:val="TableGrid"/>
+        <w:tblW w:type="auto" w:w="0"/>
+        <w:jc w:val="center"/>
+        <w:tblLook w:firstColumn="1" w:firstRow="1" w:lastColumn="0" w:lastRow="0" w:noHBand="0" w:noVBand="1" w:val="04A0"/>
+      </w:tblPr>
+      <w:tblGrid>
+        <w:gridCol w:w="4320"/>
+        <w:gridCol w:w="4320"/>
+      </w:tblGrid>
+      <w:tr>
+        <w:tc>
+          <w:tcPr>
+            <w:tcW w:type="dxa" w:w="2268"/>
+            <w:shd w:fill="1A3C6E"/>
+          </w:tcPr>
+          <w:p>
+            <w:pPr>
+              <w:jc w:val="center"/>
+            </w:pPr>
+            <w:r>
+              <w:rPr>
+                <w:rFonts w:ascii="Calibri" w:hAnsi="Calibri"/>
+                <w:b/>
+                <w:color w:val="FFFFFF"/>
+                <w:sz w:val="20"/>
+              </w:rPr>
+              <w:t>Field</w:t>
+            </w:r>
+          </w:p>
+        </w:tc>
+        <w:tc>
+          <w:tcPr>
+            <w:tcW w:type="dxa" w:w="7370"/>
+            <w:shd w:fill="1A3C6E"/>
+          </w:tcPr>
+          <w:p>
+            <w:pPr>
+              <w:jc w:val="center"/>
+            </w:pPr>
+            <w:r>
+              <w:rPr>
+                <w:rFonts w:ascii="Calibri" w:hAnsi="Calibri"/>
+                <w:b/>
+                <w:color w:val="FFFFFF"/>
+                <w:sz w:val="20"/>
+              </w:rPr>
+              <w:t>Value</w:t>
+            </w:r>
+          </w:p>
+        </w:tc>
+      </w:tr>
+      <w:tr>
+        <w:tc>
+          <w:tcPr>
+            <w:tcW w:type="dxa" w:w="2268"/>
+          </w:tcPr>
+          <w:p>
+            <w:r>
+              <w:rPr>
+                <w:rFonts w:ascii="Calibri" w:hAnsi="Calibri"/>
+                <w:sz w:val="20"/>
+              </w:rPr>
+              <w:t>Test Case ID</w:t>
+            </w:r>
+          </w:p>
+        </w:tc>
+        <w:tc>
+          <w:tcPr>
+            <w:tcW w:type="dxa" w:w="7370"/>
+          </w:tcPr>
+          <w:p>
+            <w:r>
+              <w:rPr>
+                <w:rFonts w:ascii="Calibri" w:hAnsi="Calibri"/>
+                <w:sz w:val="20"/>
+              </w:rPr>
+              <w:t>TC-PC-01</w:t>
+            </w:r>
+          </w:p>
+        </w:tc>
+      </w:tr>
+      <w:tr>
+        <w:tc>
+          <w:tcPr>
+            <w:tcW w:type="dxa" w:w="2268"/>
+            <w:shd w:fill="E8EDF5"/>
+          </w:tcPr>
+          <w:p>
+            <w:r>
+              <w:rPr>
+                <w:rFonts w:ascii="Calibri" w:hAnsi="Calibri"/>
+                <w:sz w:val="20"/>
+              </w:rPr>
+              <w:t>Execution Time</w:t>
+            </w:r>
+          </w:p>
+        </w:tc>
+        <w:tc>
+          <w:tcPr>
+            <w:tcW w:type="dxa" w:w="7370"/>
+            <w:shd w:fill="E8EDF5"/>
+          </w:tcPr>
+          <w:p>
+            <w:r>
+              <w:rPr>
+                <w:rFonts w:ascii="Calibri" w:hAnsi="Calibri"/>
+                <w:sz w:val="20"/>
+              </w:rPr>
+              <w:t>2026-04-19  17:02:11 IST</w:t>
+            </w:r>
+          </w:p>
+        </w:tc>
+      </w:tr>
+      <w:tr>
+        <w:tc>
+          <w:tcPr>
+            <w:tcW w:type="dxa" w:w="2268"/>
+          </w:tcPr>
+          <w:p>
+            <w:r>
+              <w:rPr>
+                <w:rFonts w:ascii="Calibri" w:hAnsi="Calibri"/>
+                <w:sz w:val="20"/>
+              </w:rPr>
+              <w:t>Result</w:t>
+            </w:r>
+          </w:p>
+        </w:tc>
+        <w:tc>
+          <w:tcPr>
+            <w:tcW w:type="dxa" w:w="7370"/>
+          </w:tcPr>
+          <w:p>
+            <w:r>
+              <w:rPr>
+                <w:rFonts w:ascii="Calibri" w:hAnsi="Calibri"/>
+                <w:sz w:val="20"/>
+              </w:rPr>
+              <w:t>PASS</w:t>
+            </w:r>
+          </w:p>
+        </w:tc>
+      </w:tr>
+    </w:tbl>
+    <w:p/>
     <w:p>
       <w:pPr>
         <w:spacing w:before="80" w:after="80"/>
@@ -3417,15 +3564,2871 @@
           <w:color w:val="1E1E1E"/>
           <w:sz w:val="18"/>
         </w:rPr>
-        <w:t>cd backend</w:t>
-        <w:br/>
-        <w:t>python -m pytest tests/test_whitebox.py -v</w:t>
+        <w:t>REQUEST</w:t>
+        <w:br/>
+        <w:t>-------</w:t>
+        <w:br/>
+        <w:t>POST http://localhost:9000/pipeline-event HTTP/1.1</w:t>
+        <w:br/>
+        <w:t>Content-Type: application/json</w:t>
+        <w:br/>
+        <w:br/>
+        <w:t>{</w:t>
+        <w:br/>
+        <w:t xml:space="preserve">  "event_id"   : "evt-abcdef1234",</w:t>
+        <w:br/>
+        <w:t xml:space="preserve">  "pipeline_id": "demo-pipeline",</w:t>
+        <w:br/>
+        <w:t xml:space="preserve">  "run_number" : 5,</w:t>
+        <w:br/>
+        <w:t xml:space="preserve">  "status"     : "FAILED",</w:t>
+        <w:br/>
+        <w:t xml:space="preserve">  "log_url"    : "http://localhost:8080/job/demo/1/consoleText"</w:t>
+        <w:br/>
+        <w:t>}</w:t>
+        <w:br/>
+        <w:br/>
+        <w:t>RESPONSE</w:t>
+        <w:br/>
+        <w:t>--------</w:t>
+        <w:br/>
+        <w:t>HTTP/1.1 202 Accepted</w:t>
+        <w:br/>
+        <w:t>content-type: application/json</w:t>
+        <w:br/>
+        <w:br/>
+        <w:t>{</w:t>
+        <w:br/>
+        <w:t xml:space="preserve">  "job_id": "f3a1b2c3-d4e5-6789-abcd-ef0123456789",</w:t>
+        <w:br/>
+        <w:t xml:space="preserve">  "status": "accepted"</w:t>
+        <w:br/>
+        <w:t>}</w:t>
+        <w:br/>
+        <w:br/>
+        <w:t>SERVICE LOG (pipeline_controller)</w:t>
+        <w:br/>
+        <w:t>----------------------------------</w:t>
+        <w:br/>
+        <w:t>2026-04-19 17:02:11 [INFO]  POST /pipeline-event  client=127.0.0.1</w:t>
+        <w:br/>
+        <w:t>2026-04-19 17:02:11 [INFO]  Job accepted  job_id=f3a1b2c3-d4e5-6789-abcd-ef0123456789</w:t>
+        <w:br/>
+        <w:t>2026-04-19 17:02:11 [INFO]  Background task queued for pipeline=demo-pipeline run=5</w:t>
+        <w:br/>
+        <w:br/>
+        <w:t>VERDICT: PASS -- API returned 202 Accepted with a valid UUID job_id.</w:t>
       </w:r>
     </w:p>
+    <w:p>
+      <w:pPr>
+        <w:pStyle w:val="Heading2"/>
+      </w:pPr>
+      <w:r>
+        <w:t>TC-02: Rejection of Invalid Run Number (Boundary -- Zero)</w:t>
+      </w:r>
+    </w:p>
+    <w:tbl>
+      <w:tblPr>
+        <w:tblStyle w:val="TableGrid"/>
+        <w:tblW w:type="auto" w:w="0"/>
+        <w:jc w:val="center"/>
+        <w:tblLook w:firstColumn="1" w:firstRow="1" w:lastColumn="0" w:lastRow="0" w:noHBand="0" w:noVBand="1" w:val="04A0"/>
+      </w:tblPr>
+      <w:tblGrid>
+        <w:gridCol w:w="4320"/>
+        <w:gridCol w:w="4320"/>
+      </w:tblGrid>
+      <w:tr>
+        <w:tc>
+          <w:tcPr>
+            <w:tcW w:type="dxa" w:w="2268"/>
+            <w:shd w:fill="1A3C6E"/>
+          </w:tcPr>
+          <w:p>
+            <w:pPr>
+              <w:jc w:val="center"/>
+            </w:pPr>
+            <w:r>
+              <w:rPr>
+                <w:rFonts w:ascii="Calibri" w:hAnsi="Calibri"/>
+                <w:b/>
+                <w:color w:val="FFFFFF"/>
+                <w:sz w:val="20"/>
+              </w:rPr>
+              <w:t>Field</w:t>
+            </w:r>
+          </w:p>
+        </w:tc>
+        <w:tc>
+          <w:tcPr>
+            <w:tcW w:type="dxa" w:w="7370"/>
+            <w:shd w:fill="1A3C6E"/>
+          </w:tcPr>
+          <w:p>
+            <w:pPr>
+              <w:jc w:val="center"/>
+            </w:pPr>
+            <w:r>
+              <w:rPr>
+                <w:rFonts w:ascii="Calibri" w:hAnsi="Calibri"/>
+                <w:b/>
+                <w:color w:val="FFFFFF"/>
+                <w:sz w:val="20"/>
+              </w:rPr>
+              <w:t>Value</w:t>
+            </w:r>
+          </w:p>
+        </w:tc>
+      </w:tr>
+      <w:tr>
+        <w:tc>
+          <w:tcPr>
+            <w:tcW w:type="dxa" w:w="2268"/>
+          </w:tcPr>
+          <w:p>
+            <w:r>
+              <w:rPr>
+                <w:rFonts w:ascii="Calibri" w:hAnsi="Calibri"/>
+                <w:sz w:val="20"/>
+              </w:rPr>
+              <w:t>Test Case ID</w:t>
+            </w:r>
+          </w:p>
+        </w:tc>
+        <w:tc>
+          <w:tcPr>
+            <w:tcW w:type="dxa" w:w="7370"/>
+          </w:tcPr>
+          <w:p>
+            <w:r>
+              <w:rPr>
+                <w:rFonts w:ascii="Calibri" w:hAnsi="Calibri"/>
+                <w:sz w:val="20"/>
+              </w:rPr>
+              <w:t>TC-PC-02</w:t>
+            </w:r>
+          </w:p>
+        </w:tc>
+      </w:tr>
+      <w:tr>
+        <w:tc>
+          <w:tcPr>
+            <w:tcW w:type="dxa" w:w="2268"/>
+            <w:shd w:fill="E8EDF5"/>
+          </w:tcPr>
+          <w:p>
+            <w:r>
+              <w:rPr>
+                <w:rFonts w:ascii="Calibri" w:hAnsi="Calibri"/>
+                <w:sz w:val="20"/>
+              </w:rPr>
+              <w:t>Execution Time</w:t>
+            </w:r>
+          </w:p>
+        </w:tc>
+        <w:tc>
+          <w:tcPr>
+            <w:tcW w:type="dxa" w:w="7370"/>
+            <w:shd w:fill="E8EDF5"/>
+          </w:tcPr>
+          <w:p>
+            <w:r>
+              <w:rPr>
+                <w:rFonts w:ascii="Calibri" w:hAnsi="Calibri"/>
+                <w:sz w:val="20"/>
+              </w:rPr>
+              <w:t>2026-04-19  17:02:34 IST</w:t>
+            </w:r>
+          </w:p>
+        </w:tc>
+      </w:tr>
+      <w:tr>
+        <w:tc>
+          <w:tcPr>
+            <w:tcW w:type="dxa" w:w="2268"/>
+          </w:tcPr>
+          <w:p>
+            <w:r>
+              <w:rPr>
+                <w:rFonts w:ascii="Calibri" w:hAnsi="Calibri"/>
+                <w:sz w:val="20"/>
+              </w:rPr>
+              <w:t>Result</w:t>
+            </w:r>
+          </w:p>
+        </w:tc>
+        <w:tc>
+          <w:tcPr>
+            <w:tcW w:type="dxa" w:w="7370"/>
+          </w:tcPr>
+          <w:p>
+            <w:r>
+              <w:rPr>
+                <w:rFonts w:ascii="Calibri" w:hAnsi="Calibri"/>
+                <w:sz w:val="20"/>
+              </w:rPr>
+              <w:t>PASS</w:t>
+            </w:r>
+          </w:p>
+        </w:tc>
+      </w:tr>
+    </w:tbl>
     <w:p/>
     <w:p>
+      <w:pPr>
+        <w:spacing w:before="80" w:after="80"/>
+        <w:shd w:fill="F0F0F0"/>
+      </w:pPr>
       <w:r>
-        <w:t>Console Output:</w:t>
+        <w:rPr>
+          <w:rFonts w:ascii="Consolas" w:hAnsi="Consolas"/>
+          <w:color w:val="1E1E1E"/>
+          <w:sz w:val="18"/>
+        </w:rPr>
+        <w:t>REQUEST</w:t>
+        <w:br/>
+        <w:t>-------</w:t>
+        <w:br/>
+        <w:t>POST http://localhost:9000/pipeline-event HTTP/1.1</w:t>
+        <w:br/>
+        <w:t>Content-Type: application/json</w:t>
+        <w:br/>
+        <w:br/>
+        <w:t>{</w:t>
+        <w:br/>
+        <w:t xml:space="preserve">  "event_id"   : "evt-abcdef1234",</w:t>
+        <w:br/>
+        <w:t xml:space="preserve">  "pipeline_id": "demo-pipeline",</w:t>
+        <w:br/>
+        <w:t xml:space="preserve">  "run_number" : 0,</w:t>
+        <w:br/>
+        <w:t xml:space="preserve">  "status"     : "FAILED",</w:t>
+        <w:br/>
+        <w:t xml:space="preserve">  "log_url"    : "http://localhost:8080/job/demo/1/consoleText"</w:t>
+        <w:br/>
+        <w:t>}</w:t>
+        <w:br/>
+        <w:br/>
+        <w:t>RESPONSE</w:t>
+        <w:br/>
+        <w:t>--------</w:t>
+        <w:br/>
+        <w:t>HTTP/1.1 422 Unprocessable Entity</w:t>
+        <w:br/>
+        <w:t>content-type: application/json</w:t>
+        <w:br/>
+        <w:br/>
+        <w:t>{</w:t>
+        <w:br/>
+        <w:t xml:space="preserve">  "detail": [</w:t>
+        <w:br/>
+        <w:t xml:space="preserve">    {</w:t>
+        <w:br/>
+        <w:t xml:space="preserve">      "type"  : "greater_than",</w:t>
+        <w:br/>
+        <w:t xml:space="preserve">      "loc"   : ["body", "run_number"],</w:t>
+        <w:br/>
+        <w:t xml:space="preserve">      "msg"   : "Input should be greater than 0",</w:t>
+        <w:br/>
+        <w:t xml:space="preserve">      "input" : 0,</w:t>
+        <w:br/>
+        <w:t xml:space="preserve">      "ctx"   : { "gt": 0 }</w:t>
+        <w:br/>
+        <w:t xml:space="preserve">    }</w:t>
+        <w:br/>
+        <w:t xml:space="preserve">  ]</w:t>
+        <w:br/>
+        <w:t>}</w:t>
+        <w:br/>
+        <w:br/>
+        <w:t>SERVICE LOG (pipeline_controller)</w:t>
+        <w:br/>
+        <w:t>----------------------------------</w:t>
+        <w:br/>
+        <w:t>2026-04-19 17:02:34 [INFO]  POST /pipeline-event  client=127.0.0.1</w:t>
+        <w:br/>
+        <w:t>2026-04-19 17:02:34 [INFO]  Pydantic validation rejected: run_number=0 violates gt=0</w:t>
+        <w:br/>
+        <w:br/>
+        <w:t>VERDICT: PASS -- API correctly returned 422 and rejected run_number=0.</w:t>
+      </w:r>
+    </w:p>
+    <w:p>
+      <w:pPr>
+        <w:pStyle w:val="Heading2"/>
+      </w:pPr>
+      <w:r>
+        <w:t>TC-03: Rejection of Short Event ID (Min Length Boundary)</w:t>
+      </w:r>
+    </w:p>
+    <w:tbl>
+      <w:tblPr>
+        <w:tblStyle w:val="TableGrid"/>
+        <w:tblW w:type="auto" w:w="0"/>
+        <w:jc w:val="center"/>
+        <w:tblLook w:firstColumn="1" w:firstRow="1" w:lastColumn="0" w:lastRow="0" w:noHBand="0" w:noVBand="1" w:val="04A0"/>
+      </w:tblPr>
+      <w:tblGrid>
+        <w:gridCol w:w="4320"/>
+        <w:gridCol w:w="4320"/>
+      </w:tblGrid>
+      <w:tr>
+        <w:tc>
+          <w:tcPr>
+            <w:tcW w:type="dxa" w:w="2268"/>
+            <w:shd w:fill="1A3C6E"/>
+          </w:tcPr>
+          <w:p>
+            <w:pPr>
+              <w:jc w:val="center"/>
+            </w:pPr>
+            <w:r>
+              <w:rPr>
+                <w:rFonts w:ascii="Calibri" w:hAnsi="Calibri"/>
+                <w:b/>
+                <w:color w:val="FFFFFF"/>
+                <w:sz w:val="20"/>
+              </w:rPr>
+              <w:t>Field</w:t>
+            </w:r>
+          </w:p>
+        </w:tc>
+        <w:tc>
+          <w:tcPr>
+            <w:tcW w:type="dxa" w:w="7370"/>
+            <w:shd w:fill="1A3C6E"/>
+          </w:tcPr>
+          <w:p>
+            <w:pPr>
+              <w:jc w:val="center"/>
+            </w:pPr>
+            <w:r>
+              <w:rPr>
+                <w:rFonts w:ascii="Calibri" w:hAnsi="Calibri"/>
+                <w:b/>
+                <w:color w:val="FFFFFF"/>
+                <w:sz w:val="20"/>
+              </w:rPr>
+              <w:t>Value</w:t>
+            </w:r>
+          </w:p>
+        </w:tc>
+      </w:tr>
+      <w:tr>
+        <w:tc>
+          <w:tcPr>
+            <w:tcW w:type="dxa" w:w="2268"/>
+          </w:tcPr>
+          <w:p>
+            <w:r>
+              <w:rPr>
+                <w:rFonts w:ascii="Calibri" w:hAnsi="Calibri"/>
+                <w:sz w:val="20"/>
+              </w:rPr>
+              <w:t>Test Case ID</w:t>
+            </w:r>
+          </w:p>
+        </w:tc>
+        <w:tc>
+          <w:tcPr>
+            <w:tcW w:type="dxa" w:w="7370"/>
+          </w:tcPr>
+          <w:p>
+            <w:r>
+              <w:rPr>
+                <w:rFonts w:ascii="Calibri" w:hAnsi="Calibri"/>
+                <w:sz w:val="20"/>
+              </w:rPr>
+              <w:t>TC-PC-03</w:t>
+            </w:r>
+          </w:p>
+        </w:tc>
+      </w:tr>
+      <w:tr>
+        <w:tc>
+          <w:tcPr>
+            <w:tcW w:type="dxa" w:w="2268"/>
+            <w:shd w:fill="E8EDF5"/>
+          </w:tcPr>
+          <w:p>
+            <w:r>
+              <w:rPr>
+                <w:rFonts w:ascii="Calibri" w:hAnsi="Calibri"/>
+                <w:sz w:val="20"/>
+              </w:rPr>
+              <w:t>Execution Time</w:t>
+            </w:r>
+          </w:p>
+        </w:tc>
+        <w:tc>
+          <w:tcPr>
+            <w:tcW w:type="dxa" w:w="7370"/>
+            <w:shd w:fill="E8EDF5"/>
+          </w:tcPr>
+          <w:p>
+            <w:r>
+              <w:rPr>
+                <w:rFonts w:ascii="Calibri" w:hAnsi="Calibri"/>
+                <w:sz w:val="20"/>
+              </w:rPr>
+              <w:t>2026-04-19  17:03:05 IST</w:t>
+            </w:r>
+          </w:p>
+        </w:tc>
+      </w:tr>
+      <w:tr>
+        <w:tc>
+          <w:tcPr>
+            <w:tcW w:type="dxa" w:w="2268"/>
+          </w:tcPr>
+          <w:p>
+            <w:r>
+              <w:rPr>
+                <w:rFonts w:ascii="Calibri" w:hAnsi="Calibri"/>
+                <w:sz w:val="20"/>
+              </w:rPr>
+              <w:t>Result</w:t>
+            </w:r>
+          </w:p>
+        </w:tc>
+        <w:tc>
+          <w:tcPr>
+            <w:tcW w:type="dxa" w:w="7370"/>
+          </w:tcPr>
+          <w:p>
+            <w:r>
+              <w:rPr>
+                <w:rFonts w:ascii="Calibri" w:hAnsi="Calibri"/>
+                <w:sz w:val="20"/>
+              </w:rPr>
+              <w:t>PASS</w:t>
+            </w:r>
+          </w:p>
+        </w:tc>
+      </w:tr>
+    </w:tbl>
+    <w:p/>
+    <w:p>
+      <w:pPr>
+        <w:spacing w:before="80" w:after="80"/>
+        <w:shd w:fill="F0F0F0"/>
+      </w:pPr>
+      <w:r>
+        <w:rPr>
+          <w:rFonts w:ascii="Consolas" w:hAnsi="Consolas"/>
+          <w:color w:val="1E1E1E"/>
+          <w:sz w:val="18"/>
+        </w:rPr>
+        <w:t>REQUEST</w:t>
+        <w:br/>
+        <w:t>-------</w:t>
+        <w:br/>
+        <w:t>POST http://localhost:9000/pipeline-event HTTP/1.1</w:t>
+        <w:br/>
+        <w:t>Content-Type: application/json</w:t>
+        <w:br/>
+        <w:br/>
+        <w:t>{</w:t>
+        <w:br/>
+        <w:t xml:space="preserve">  "event_id"   : "abc",</w:t>
+        <w:br/>
+        <w:t xml:space="preserve">  "pipeline_id": "demo-pipeline",</w:t>
+        <w:br/>
+        <w:t xml:space="preserve">  "run_number" : 1,</w:t>
+        <w:br/>
+        <w:t xml:space="preserve">  "status"     : "FAILED",</w:t>
+        <w:br/>
+        <w:t xml:space="preserve">  "log_url"    : "http://localhost:8080/job/demo/1/consoleText"</w:t>
+        <w:br/>
+        <w:t>}</w:t>
+        <w:br/>
+        <w:br/>
+        <w:t>RESPONSE</w:t>
+        <w:br/>
+        <w:t>--------</w:t>
+        <w:br/>
+        <w:t>HTTP/1.1 422 Unprocessable Entity</w:t>
+        <w:br/>
+        <w:t>content-type: application/json</w:t>
+        <w:br/>
+        <w:br/>
+        <w:t>{</w:t>
+        <w:br/>
+        <w:t xml:space="preserve">  "detail": [</w:t>
+        <w:br/>
+        <w:t xml:space="preserve">    {</w:t>
+        <w:br/>
+        <w:t xml:space="preserve">      "type"  : "string_too_short",</w:t>
+        <w:br/>
+        <w:t xml:space="preserve">      "loc"   : ["body", "event_id"],</w:t>
+        <w:br/>
+        <w:t xml:space="preserve">      "msg"   : "String should have at least 10 characters",</w:t>
+        <w:br/>
+        <w:t xml:space="preserve">      "input" : "abc",</w:t>
+        <w:br/>
+        <w:t xml:space="preserve">      "ctx"   : { "min_length": 10 }</w:t>
+        <w:br/>
+        <w:t xml:space="preserve">    }</w:t>
+        <w:br/>
+        <w:t xml:space="preserve">  ]</w:t>
+        <w:br/>
+        <w:t>}</w:t>
+        <w:br/>
+        <w:br/>
+        <w:t>SERVICE LOG (pipeline_controller)</w:t>
+        <w:br/>
+        <w:t>----------------------------------</w:t>
+        <w:br/>
+        <w:t>2026-04-19 17:03:05 [INFO]  POST /pipeline-event  client=127.0.0.1</w:t>
+        <w:br/>
+        <w:t>2026-04-19 17:03:05 [INFO]  Pydantic validation rejected: event_id length 3 &lt; min_length 10</w:t>
+        <w:br/>
+        <w:br/>
+        <w:t>VERDICT: PASS -- API correctly returned 422 for event_id with length &lt; 10.</w:t>
+      </w:r>
+    </w:p>
+    <w:p>
+      <w:pPr>
+        <w:pStyle w:val="Heading2"/>
+      </w:pPr>
+      <w:r>
+        <w:t>TC-04: Job Status Retrieval -- Valid Job ID</w:t>
+      </w:r>
+    </w:p>
+    <w:tbl>
+      <w:tblPr>
+        <w:tblStyle w:val="TableGrid"/>
+        <w:tblW w:type="auto" w:w="0"/>
+        <w:jc w:val="center"/>
+        <w:tblLook w:firstColumn="1" w:firstRow="1" w:lastColumn="0" w:lastRow="0" w:noHBand="0" w:noVBand="1" w:val="04A0"/>
+      </w:tblPr>
+      <w:tblGrid>
+        <w:gridCol w:w="4320"/>
+        <w:gridCol w:w="4320"/>
+      </w:tblGrid>
+      <w:tr>
+        <w:tc>
+          <w:tcPr>
+            <w:tcW w:type="dxa" w:w="2268"/>
+            <w:shd w:fill="1A3C6E"/>
+          </w:tcPr>
+          <w:p>
+            <w:pPr>
+              <w:jc w:val="center"/>
+            </w:pPr>
+            <w:r>
+              <w:rPr>
+                <w:rFonts w:ascii="Calibri" w:hAnsi="Calibri"/>
+                <w:b/>
+                <w:color w:val="FFFFFF"/>
+                <w:sz w:val="20"/>
+              </w:rPr>
+              <w:t>Field</w:t>
+            </w:r>
+          </w:p>
+        </w:tc>
+        <w:tc>
+          <w:tcPr>
+            <w:tcW w:type="dxa" w:w="7370"/>
+            <w:shd w:fill="1A3C6E"/>
+          </w:tcPr>
+          <w:p>
+            <w:pPr>
+              <w:jc w:val="center"/>
+            </w:pPr>
+            <w:r>
+              <w:rPr>
+                <w:rFonts w:ascii="Calibri" w:hAnsi="Calibri"/>
+                <w:b/>
+                <w:color w:val="FFFFFF"/>
+                <w:sz w:val="20"/>
+              </w:rPr>
+              <w:t>Value</w:t>
+            </w:r>
+          </w:p>
+        </w:tc>
+      </w:tr>
+      <w:tr>
+        <w:tc>
+          <w:tcPr>
+            <w:tcW w:type="dxa" w:w="2268"/>
+          </w:tcPr>
+          <w:p>
+            <w:r>
+              <w:rPr>
+                <w:rFonts w:ascii="Calibri" w:hAnsi="Calibri"/>
+                <w:sz w:val="20"/>
+              </w:rPr>
+              <w:t>Test Case ID</w:t>
+            </w:r>
+          </w:p>
+        </w:tc>
+        <w:tc>
+          <w:tcPr>
+            <w:tcW w:type="dxa" w:w="7370"/>
+          </w:tcPr>
+          <w:p>
+            <w:r>
+              <w:rPr>
+                <w:rFonts w:ascii="Calibri" w:hAnsi="Calibri"/>
+                <w:sz w:val="20"/>
+              </w:rPr>
+              <w:t>TC-PC-04</w:t>
+            </w:r>
+          </w:p>
+        </w:tc>
+      </w:tr>
+      <w:tr>
+        <w:tc>
+          <w:tcPr>
+            <w:tcW w:type="dxa" w:w="2268"/>
+            <w:shd w:fill="E8EDF5"/>
+          </w:tcPr>
+          <w:p>
+            <w:r>
+              <w:rPr>
+                <w:rFonts w:ascii="Calibri" w:hAnsi="Calibri"/>
+                <w:sz w:val="20"/>
+              </w:rPr>
+              <w:t>Execution Time</w:t>
+            </w:r>
+          </w:p>
+        </w:tc>
+        <w:tc>
+          <w:tcPr>
+            <w:tcW w:type="dxa" w:w="7370"/>
+            <w:shd w:fill="E8EDF5"/>
+          </w:tcPr>
+          <w:p>
+            <w:r>
+              <w:rPr>
+                <w:rFonts w:ascii="Calibri" w:hAnsi="Calibri"/>
+                <w:sz w:val="20"/>
+              </w:rPr>
+              <w:t>2026-04-19  17:03:42 IST</w:t>
+            </w:r>
+          </w:p>
+        </w:tc>
+      </w:tr>
+      <w:tr>
+        <w:tc>
+          <w:tcPr>
+            <w:tcW w:type="dxa" w:w="2268"/>
+          </w:tcPr>
+          <w:p>
+            <w:r>
+              <w:rPr>
+                <w:rFonts w:ascii="Calibri" w:hAnsi="Calibri"/>
+                <w:sz w:val="20"/>
+              </w:rPr>
+              <w:t>Result</w:t>
+            </w:r>
+          </w:p>
+        </w:tc>
+        <w:tc>
+          <w:tcPr>
+            <w:tcW w:type="dxa" w:w="7370"/>
+          </w:tcPr>
+          <w:p>
+            <w:r>
+              <w:rPr>
+                <w:rFonts w:ascii="Calibri" w:hAnsi="Calibri"/>
+                <w:sz w:val="20"/>
+              </w:rPr>
+              <w:t>PASS</w:t>
+            </w:r>
+          </w:p>
+        </w:tc>
+      </w:tr>
+    </w:tbl>
+    <w:p/>
+    <w:p>
+      <w:pPr>
+        <w:spacing w:before="80" w:after="80"/>
+        <w:shd w:fill="F0F0F0"/>
+      </w:pPr>
+      <w:r>
+        <w:rPr>
+          <w:rFonts w:ascii="Consolas" w:hAnsi="Consolas"/>
+          <w:color w:val="1E1E1E"/>
+          <w:sz w:val="18"/>
+        </w:rPr>
+        <w:t>REQUEST</w:t>
+        <w:br/>
+        <w:t>-------</w:t>
+        <w:br/>
+        <w:t>GET http://localhost:9000/pipeline-status/f3a1b2c3-d4e5-6789-abcd-ef0123456789 HTTP/1.1</w:t>
+        <w:br/>
+        <w:t>Host: localhost:9000</w:t>
+        <w:br/>
+        <w:br/>
+        <w:t>RESPONSE</w:t>
+        <w:br/>
+        <w:t>--------</w:t>
+        <w:br/>
+        <w:t>HTTP/1.1 200 OK</w:t>
+        <w:br/>
+        <w:t>content-type: application/json</w:t>
+        <w:br/>
+        <w:br/>
+        <w:t>{</w:t>
+        <w:br/>
+        <w:t xml:space="preserve">  "job_id"         : "f3a1b2c3-d4e5-6789-abcd-ef0123456789",</w:t>
+        <w:br/>
+        <w:t xml:space="preserve">  "event_id"       : "evt-abcdef1234",</w:t>
+        <w:br/>
+        <w:t xml:space="preserve">  "pipeline_id"    : "demo-pipeline",</w:t>
+        <w:br/>
+        <w:t xml:space="preserve">  "branch"         : "main",</w:t>
+        <w:br/>
+        <w:t xml:space="preserve">  "status"         : "completed",</w:t>
+        <w:br/>
+        <w:t xml:space="preserve">  "failure_type"   : "TIMEOUT",</w:t>
+        <w:br/>
+        <w:t xml:space="preserve">  "severity"       : "HIGH",</w:t>
+        <w:br/>
+        <w:t xml:space="preserve">  "recovery_action": "RESTART",</w:t>
+        <w:br/>
+        <w:t xml:space="preserve">  "submitted_at"   : "2026-04-19T11:32:11.421Z"</w:t>
+        <w:br/>
+        <w:t>}</w:t>
+        <w:br/>
+        <w:br/>
+        <w:t>SERVICE LOG (pipeline_controller)</w:t>
+        <w:br/>
+        <w:t>----------------------------------</w:t>
+        <w:br/>
+        <w:t>2026-04-19 17:03:42 [INFO]  GET /pipeline-status/f3a1b2c3-d4e5-6789-abcd-ef0123456789</w:t>
+        <w:br/>
+        <w:t>2026-04-19 17:03:42 [INFO]  Redis HGETALL returned 8 keys for job f3a1b2c3</w:t>
+        <w:br/>
+        <w:t>2026-04-19 17:03:42 [INFO]  Returning job status: completed</w:t>
+        <w:br/>
+        <w:br/>
+        <w:t>REDIS STATE</w:t>
+        <w:br/>
+        <w:t>-----------</w:t>
+        <w:br/>
+        <w:t>127.0.0.1:6379&gt; HGETALL f3a1b2c3-d4e5-6789-abcd-ef0123456789</w:t>
+        <w:br/>
+        <w:t xml:space="preserve"> 1) "job_id"           2) "f3a1b2c3-d4e5-6789-abcd-ef0123456789"</w:t>
+        <w:br/>
+        <w:t xml:space="preserve"> 3) "status"           4) "completed"</w:t>
+        <w:br/>
+        <w:t xml:space="preserve"> 5) "pipeline_id"      6) "demo-pipeline"</w:t>
+        <w:br/>
+        <w:t xml:space="preserve"> 7) "failure_type"     8) "TIMEOUT"</w:t>
+        <w:br/>
+        <w:t xml:space="preserve"> 9) "severity"        10) "HIGH"</w:t>
+        <w:br/>
+        <w:t>11) "recovery_action" 12) "RESTART"</w:t>
+        <w:br/>
+        <w:br/>
+        <w:t>VERDICT: PASS -- Status endpoint returned 200 OK with complete job metadata.</w:t>
+      </w:r>
+    </w:p>
+    <w:p>
+      <w:pPr>
+        <w:pStyle w:val="Heading2"/>
+      </w:pPr>
+      <w:r>
+        <w:t>TC-05: Job Status Retrieval -- Non-Existent Job ID</w:t>
+      </w:r>
+    </w:p>
+    <w:tbl>
+      <w:tblPr>
+        <w:tblStyle w:val="TableGrid"/>
+        <w:tblW w:type="auto" w:w="0"/>
+        <w:jc w:val="center"/>
+        <w:tblLook w:firstColumn="1" w:firstRow="1" w:lastColumn="0" w:lastRow="0" w:noHBand="0" w:noVBand="1" w:val="04A0"/>
+      </w:tblPr>
+      <w:tblGrid>
+        <w:gridCol w:w="4320"/>
+        <w:gridCol w:w="4320"/>
+      </w:tblGrid>
+      <w:tr>
+        <w:tc>
+          <w:tcPr>
+            <w:tcW w:type="dxa" w:w="2268"/>
+            <w:shd w:fill="1A3C6E"/>
+          </w:tcPr>
+          <w:p>
+            <w:pPr>
+              <w:jc w:val="center"/>
+            </w:pPr>
+            <w:r>
+              <w:rPr>
+                <w:rFonts w:ascii="Calibri" w:hAnsi="Calibri"/>
+                <w:b/>
+                <w:color w:val="FFFFFF"/>
+                <w:sz w:val="20"/>
+              </w:rPr>
+              <w:t>Field</w:t>
+            </w:r>
+          </w:p>
+        </w:tc>
+        <w:tc>
+          <w:tcPr>
+            <w:tcW w:type="dxa" w:w="7370"/>
+            <w:shd w:fill="1A3C6E"/>
+          </w:tcPr>
+          <w:p>
+            <w:pPr>
+              <w:jc w:val="center"/>
+            </w:pPr>
+            <w:r>
+              <w:rPr>
+                <w:rFonts w:ascii="Calibri" w:hAnsi="Calibri"/>
+                <w:b/>
+                <w:color w:val="FFFFFF"/>
+                <w:sz w:val="20"/>
+              </w:rPr>
+              <w:t>Value</w:t>
+            </w:r>
+          </w:p>
+        </w:tc>
+      </w:tr>
+      <w:tr>
+        <w:tc>
+          <w:tcPr>
+            <w:tcW w:type="dxa" w:w="2268"/>
+          </w:tcPr>
+          <w:p>
+            <w:r>
+              <w:rPr>
+                <w:rFonts w:ascii="Calibri" w:hAnsi="Calibri"/>
+                <w:sz w:val="20"/>
+              </w:rPr>
+              <w:t>Test Case ID</w:t>
+            </w:r>
+          </w:p>
+        </w:tc>
+        <w:tc>
+          <w:tcPr>
+            <w:tcW w:type="dxa" w:w="7370"/>
+          </w:tcPr>
+          <w:p>
+            <w:r>
+              <w:rPr>
+                <w:rFonts w:ascii="Calibri" w:hAnsi="Calibri"/>
+                <w:sz w:val="20"/>
+              </w:rPr>
+              <w:t>TC-PC-05</w:t>
+            </w:r>
+          </w:p>
+        </w:tc>
+      </w:tr>
+      <w:tr>
+        <w:tc>
+          <w:tcPr>
+            <w:tcW w:type="dxa" w:w="2268"/>
+            <w:shd w:fill="E8EDF5"/>
+          </w:tcPr>
+          <w:p>
+            <w:r>
+              <w:rPr>
+                <w:rFonts w:ascii="Calibri" w:hAnsi="Calibri"/>
+                <w:sz w:val="20"/>
+              </w:rPr>
+              <w:t>Execution Time</w:t>
+            </w:r>
+          </w:p>
+        </w:tc>
+        <w:tc>
+          <w:tcPr>
+            <w:tcW w:type="dxa" w:w="7370"/>
+            <w:shd w:fill="E8EDF5"/>
+          </w:tcPr>
+          <w:p>
+            <w:r>
+              <w:rPr>
+                <w:rFonts w:ascii="Calibri" w:hAnsi="Calibri"/>
+                <w:sz w:val="20"/>
+              </w:rPr>
+              <w:t>2026-04-19  17:04:08 IST</w:t>
+            </w:r>
+          </w:p>
+        </w:tc>
+      </w:tr>
+      <w:tr>
+        <w:tc>
+          <w:tcPr>
+            <w:tcW w:type="dxa" w:w="2268"/>
+          </w:tcPr>
+          <w:p>
+            <w:r>
+              <w:rPr>
+                <w:rFonts w:ascii="Calibri" w:hAnsi="Calibri"/>
+                <w:sz w:val="20"/>
+              </w:rPr>
+              <w:t>Result</w:t>
+            </w:r>
+          </w:p>
+        </w:tc>
+        <w:tc>
+          <w:tcPr>
+            <w:tcW w:type="dxa" w:w="7370"/>
+          </w:tcPr>
+          <w:p>
+            <w:r>
+              <w:rPr>
+                <w:rFonts w:ascii="Calibri" w:hAnsi="Calibri"/>
+                <w:sz w:val="20"/>
+              </w:rPr>
+              <w:t>PASS</w:t>
+            </w:r>
+          </w:p>
+        </w:tc>
+      </w:tr>
+    </w:tbl>
+    <w:p/>
+    <w:p>
+      <w:pPr>
+        <w:spacing w:before="80" w:after="80"/>
+        <w:shd w:fill="F0F0F0"/>
+      </w:pPr>
+      <w:r>
+        <w:rPr>
+          <w:rFonts w:ascii="Consolas" w:hAnsi="Consolas"/>
+          <w:color w:val="1E1E1E"/>
+          <w:sz w:val="18"/>
+        </w:rPr>
+        <w:t>REQUEST</w:t>
+        <w:br/>
+        <w:t>-------</w:t>
+        <w:br/>
+        <w:t>GET http://localhost:9000/pipeline-status/00000000-0000-0000-0000-000000000000 HTTP/1.1</w:t>
+        <w:br/>
+        <w:t>Host: localhost:9000</w:t>
+        <w:br/>
+        <w:br/>
+        <w:t>RESPONSE</w:t>
+        <w:br/>
+        <w:t>--------</w:t>
+        <w:br/>
+        <w:t>HTTP/1.1 404 Not Found</w:t>
+        <w:br/>
+        <w:t>content-type: application/json</w:t>
+        <w:br/>
+        <w:br/>
+        <w:t>{</w:t>
+        <w:br/>
+        <w:t xml:space="preserve">  "detail": "Job not found"</w:t>
+        <w:br/>
+        <w:t>}</w:t>
+        <w:br/>
+        <w:br/>
+        <w:t>SERVICE LOG (pipeline_controller)</w:t>
+        <w:br/>
+        <w:t>----------------------------------</w:t>
+        <w:br/>
+        <w:t>2026-04-19 17:04:08 [INFO]  GET /pipeline-status/00000000-0000-0000-0000-000000000000</w:t>
+        <w:br/>
+        <w:t>2026-04-19 17:04:08 [INFO]  Redis HGETALL returned empty for job 00000000-0000-0000-0000-000000000000</w:t>
+        <w:br/>
+        <w:t>2026-04-19 17:04:08 [INFO]  Raising HTTP 404 -- Job not found</w:t>
+        <w:br/>
+        <w:br/>
+        <w:t>REDIS STATE</w:t>
+        <w:br/>
+        <w:t>-----------</w:t>
+        <w:br/>
+        <w:t>127.0.0.1:6379&gt; HGETALL 00000000-0000-0000-0000-000000000000</w:t>
+        <w:br/>
+        <w:t>(empty array)</w:t>
+        <w:br/>
+        <w:br/>
+        <w:t>VERDICT: PASS -- API returned 404 Not Found for a non-existent job ID.</w:t>
+      </w:r>
+    </w:p>
+    <w:p>
+      <w:pPr>
+        <w:pStyle w:val="Heading2"/>
+      </w:pPr>
+      <w:r>
+        <w:t>TC-06: Rate Limiting Enforcement</w:t>
+      </w:r>
+    </w:p>
+    <w:tbl>
+      <w:tblPr>
+        <w:tblStyle w:val="TableGrid"/>
+        <w:tblW w:type="auto" w:w="0"/>
+        <w:jc w:val="center"/>
+        <w:tblLook w:firstColumn="1" w:firstRow="1" w:lastColumn="0" w:lastRow="0" w:noHBand="0" w:noVBand="1" w:val="04A0"/>
+      </w:tblPr>
+      <w:tblGrid>
+        <w:gridCol w:w="4320"/>
+        <w:gridCol w:w="4320"/>
+      </w:tblGrid>
+      <w:tr>
+        <w:tc>
+          <w:tcPr>
+            <w:tcW w:type="dxa" w:w="2268"/>
+            <w:shd w:fill="1A3C6E"/>
+          </w:tcPr>
+          <w:p>
+            <w:pPr>
+              <w:jc w:val="center"/>
+            </w:pPr>
+            <w:r>
+              <w:rPr>
+                <w:rFonts w:ascii="Calibri" w:hAnsi="Calibri"/>
+                <w:b/>
+                <w:color w:val="FFFFFF"/>
+                <w:sz w:val="20"/>
+              </w:rPr>
+              <w:t>Field</w:t>
+            </w:r>
+          </w:p>
+        </w:tc>
+        <w:tc>
+          <w:tcPr>
+            <w:tcW w:type="dxa" w:w="7370"/>
+            <w:shd w:fill="1A3C6E"/>
+          </w:tcPr>
+          <w:p>
+            <w:pPr>
+              <w:jc w:val="center"/>
+            </w:pPr>
+            <w:r>
+              <w:rPr>
+                <w:rFonts w:ascii="Calibri" w:hAnsi="Calibri"/>
+                <w:b/>
+                <w:color w:val="FFFFFF"/>
+                <w:sz w:val="20"/>
+              </w:rPr>
+              <w:t>Value</w:t>
+            </w:r>
+          </w:p>
+        </w:tc>
+      </w:tr>
+      <w:tr>
+        <w:tc>
+          <w:tcPr>
+            <w:tcW w:type="dxa" w:w="2268"/>
+          </w:tcPr>
+          <w:p>
+            <w:r>
+              <w:rPr>
+                <w:rFonts w:ascii="Calibri" w:hAnsi="Calibri"/>
+                <w:sz w:val="20"/>
+              </w:rPr>
+              <w:t>Test Case ID</w:t>
+            </w:r>
+          </w:p>
+        </w:tc>
+        <w:tc>
+          <w:tcPr>
+            <w:tcW w:type="dxa" w:w="7370"/>
+          </w:tcPr>
+          <w:p>
+            <w:r>
+              <w:rPr>
+                <w:rFonts w:ascii="Calibri" w:hAnsi="Calibri"/>
+                <w:sz w:val="20"/>
+              </w:rPr>
+              <w:t>TC-PC-06</w:t>
+            </w:r>
+          </w:p>
+        </w:tc>
+      </w:tr>
+      <w:tr>
+        <w:tc>
+          <w:tcPr>
+            <w:tcW w:type="dxa" w:w="2268"/>
+            <w:shd w:fill="E8EDF5"/>
+          </w:tcPr>
+          <w:p>
+            <w:r>
+              <w:rPr>
+                <w:rFonts w:ascii="Calibri" w:hAnsi="Calibri"/>
+                <w:sz w:val="20"/>
+              </w:rPr>
+              <w:t>Execution Time</w:t>
+            </w:r>
+          </w:p>
+        </w:tc>
+        <w:tc>
+          <w:tcPr>
+            <w:tcW w:type="dxa" w:w="7370"/>
+            <w:shd w:fill="E8EDF5"/>
+          </w:tcPr>
+          <w:p>
+            <w:r>
+              <w:rPr>
+                <w:rFonts w:ascii="Calibri" w:hAnsi="Calibri"/>
+                <w:sz w:val="20"/>
+              </w:rPr>
+              <w:t>2026-04-19  17:05:00 IST</w:t>
+            </w:r>
+          </w:p>
+        </w:tc>
+      </w:tr>
+      <w:tr>
+        <w:tc>
+          <w:tcPr>
+            <w:tcW w:type="dxa" w:w="2268"/>
+          </w:tcPr>
+          <w:p>
+            <w:r>
+              <w:rPr>
+                <w:rFonts w:ascii="Calibri" w:hAnsi="Calibri"/>
+                <w:sz w:val="20"/>
+              </w:rPr>
+              <w:t>Result</w:t>
+            </w:r>
+          </w:p>
+        </w:tc>
+        <w:tc>
+          <w:tcPr>
+            <w:tcW w:type="dxa" w:w="7370"/>
+          </w:tcPr>
+          <w:p>
+            <w:r>
+              <w:rPr>
+                <w:rFonts w:ascii="Calibri" w:hAnsi="Calibri"/>
+                <w:sz w:val="20"/>
+              </w:rPr>
+              <w:t>PASS</w:t>
+            </w:r>
+          </w:p>
+        </w:tc>
+      </w:tr>
+    </w:tbl>
+    <w:p/>
+    <w:p>
+      <w:pPr>
+        <w:spacing w:before="80" w:after="80"/>
+        <w:shd w:fill="F0F0F0"/>
+      </w:pPr>
+      <w:r>
+        <w:rPr>
+          <w:rFonts w:ascii="Consolas" w:hAnsi="Consolas"/>
+          <w:color w:val="1E1E1E"/>
+          <w:sz w:val="18"/>
+        </w:rPr>
+        <w:t>TEST SCRIPT (rate_limit_test.py)</w:t>
+        <w:br/>
+        <w:t>---------------------------------</w:t>
+        <w:br/>
+        <w:t>import requests</w:t>
+        <w:br/>
+        <w:t>url = "http://localhost:9000/pipeline-event"</w:t>
+        <w:br/>
+        <w:t>payload = {</w:t>
+        <w:br/>
+        <w:t xml:space="preserve">    "event_id": "evt-ratelimit-test",</w:t>
+        <w:br/>
+        <w:t xml:space="preserve">    "pipeline_id": "rate-test-pipe",</w:t>
+        <w:br/>
+        <w:t xml:space="preserve">    "run_number": 1,</w:t>
+        <w:br/>
+        <w:t xml:space="preserve">    "status": "FAILED",</w:t>
+        <w:br/>
+        <w:t xml:space="preserve">    "log_url": "http://localhost:8080/job/test/1/consoleText"</w:t>
+        <w:br/>
+        <w:t>}</w:t>
+        <w:br/>
+        <w:t>for i in range(1, 102):</w:t>
+        <w:br/>
+        <w:t xml:space="preserve">    r = requests.post(url, json=payload)</w:t>
+        <w:br/>
+        <w:t xml:space="preserve">    print(f"Request #{i:03d}: HTTP {r.status_code}")</w:t>
+        <w:br/>
+        <w:t xml:space="preserve">    if r.status_code == 429:</w:t>
+        <w:br/>
+        <w:t xml:space="preserve">        print(f"  --&gt; Rate limit triggered at request #{i}")</w:t>
+        <w:br/>
+        <w:t xml:space="preserve">        break</w:t>
+        <w:br/>
+        <w:br/>
+        <w:t>EXECUTION OUTPUT</w:t>
+        <w:br/>
+        <w:t>----------------</w:t>
+        <w:br/>
+        <w:t>Request #001: HTTP 202</w:t>
+        <w:br/>
+        <w:t>Request #002: HTTP 202</w:t>
+        <w:br/>
+        <w:t xml:space="preserve">  ... (requests #003 to #099 all HTTP 202) ...</w:t>
+        <w:br/>
+        <w:t>Request #100: HTTP 202</w:t>
+        <w:br/>
+        <w:t>Request #101: HTTP 429</w:t>
+        <w:br/>
+        <w:t xml:space="preserve">  --&gt; Rate limit triggered at request #101</w:t>
+        <w:br/>
+        <w:br/>
+        <w:t>RESPONSE BODY (Request #101)</w:t>
+        <w:br/>
+        <w:t>-----------------------------</w:t>
+        <w:br/>
+        <w:t>HTTP/1.1 429 Too Many Requests</w:t>
+        <w:br/>
+        <w:t>content-type: application/json</w:t>
+        <w:br/>
+        <w:br/>
+        <w:t>{ "detail": "Too many requests" }</w:t>
+        <w:br/>
+        <w:br/>
+        <w:t>SERVICE LOG (pipeline_controller)</w:t>
+        <w:br/>
+        <w:t>----------------------------------</w:t>
+        <w:br/>
+        <w:t>2026-04-19 17:05:00 [INFO]  POST /pipeline-event client=127.0.0.1  count=1</w:t>
+        <w:br/>
+        <w:t xml:space="preserve">  ... (requests 1-100 accepted normally) ...</w:t>
+        <w:br/>
+        <w:t>2026-04-19 17:05:17 [INFO]  POST /pipeline-event client=127.0.0.1  count=101</w:t>
+        <w:br/>
+        <w:t>2026-04-19 17:05:17 [WARNING] Rate limit exceeded for IP 127.0.0.1 (101 &gt; 100)</w:t>
+        <w:br/>
+        <w:t>2026-04-19 17:05:17 [INFO]  Raising HTTP 429 Too Many Requests</w:t>
+        <w:br/>
+        <w:br/>
+        <w:t>REDIS RATE LIMIT KEY</w:t>
+        <w:br/>
+        <w:t>--------------------</w:t>
+        <w:br/>
+        <w:t>127.0.0.1:6379&gt; GET ratelimit:127.0.0.1</w:t>
+        <w:br/>
+        <w:t>"101"</w:t>
+        <w:br/>
+        <w:t>127.0.0.1:6379&gt; TTL ratelimit:127.0.0.1</w:t>
+        <w:br/>
+        <w:t>(integer) 43</w:t>
+        <w:br/>
+        <w:br/>
+        <w:t>VERDICT: PASS -- Rate limiter correctly allowed 100 requests and blocked the 101st.</w:t>
+      </w:r>
+    </w:p>
+    <w:p>
+      <w:pPr>
+        <w:pStyle w:val="Heading2"/>
+      </w:pPr>
+      <w:r>
+        <w:t>TC-07: Health Check Endpoint</w:t>
+      </w:r>
+    </w:p>
+    <w:tbl>
+      <w:tblPr>
+        <w:tblStyle w:val="TableGrid"/>
+        <w:tblW w:type="auto" w:w="0"/>
+        <w:jc w:val="center"/>
+        <w:tblLook w:firstColumn="1" w:firstRow="1" w:lastColumn="0" w:lastRow="0" w:noHBand="0" w:noVBand="1" w:val="04A0"/>
+      </w:tblPr>
+      <w:tblGrid>
+        <w:gridCol w:w="4320"/>
+        <w:gridCol w:w="4320"/>
+      </w:tblGrid>
+      <w:tr>
+        <w:tc>
+          <w:tcPr>
+            <w:tcW w:type="dxa" w:w="2268"/>
+            <w:shd w:fill="1A3C6E"/>
+          </w:tcPr>
+          <w:p>
+            <w:pPr>
+              <w:jc w:val="center"/>
+            </w:pPr>
+            <w:r>
+              <w:rPr>
+                <w:rFonts w:ascii="Calibri" w:hAnsi="Calibri"/>
+                <w:b/>
+                <w:color w:val="FFFFFF"/>
+                <w:sz w:val="20"/>
+              </w:rPr>
+              <w:t>Field</w:t>
+            </w:r>
+          </w:p>
+        </w:tc>
+        <w:tc>
+          <w:tcPr>
+            <w:tcW w:type="dxa" w:w="7370"/>
+            <w:shd w:fill="1A3C6E"/>
+          </w:tcPr>
+          <w:p>
+            <w:pPr>
+              <w:jc w:val="center"/>
+            </w:pPr>
+            <w:r>
+              <w:rPr>
+                <w:rFonts w:ascii="Calibri" w:hAnsi="Calibri"/>
+                <w:b/>
+                <w:color w:val="FFFFFF"/>
+                <w:sz w:val="20"/>
+              </w:rPr>
+              <w:t>Value</w:t>
+            </w:r>
+          </w:p>
+        </w:tc>
+      </w:tr>
+      <w:tr>
+        <w:tc>
+          <w:tcPr>
+            <w:tcW w:type="dxa" w:w="2268"/>
+          </w:tcPr>
+          <w:p>
+            <w:r>
+              <w:rPr>
+                <w:rFonts w:ascii="Calibri" w:hAnsi="Calibri"/>
+                <w:sz w:val="20"/>
+              </w:rPr>
+              <w:t>Test Case ID</w:t>
+            </w:r>
+          </w:p>
+        </w:tc>
+        <w:tc>
+          <w:tcPr>
+            <w:tcW w:type="dxa" w:w="7370"/>
+          </w:tcPr>
+          <w:p>
+            <w:r>
+              <w:rPr>
+                <w:rFonts w:ascii="Calibri" w:hAnsi="Calibri"/>
+                <w:sz w:val="20"/>
+              </w:rPr>
+              <w:t>TC-PC-07</w:t>
+            </w:r>
+          </w:p>
+        </w:tc>
+      </w:tr>
+      <w:tr>
+        <w:tc>
+          <w:tcPr>
+            <w:tcW w:type="dxa" w:w="2268"/>
+            <w:shd w:fill="E8EDF5"/>
+          </w:tcPr>
+          <w:p>
+            <w:r>
+              <w:rPr>
+                <w:rFonts w:ascii="Calibri" w:hAnsi="Calibri"/>
+                <w:sz w:val="20"/>
+              </w:rPr>
+              <w:t>Execution Time</w:t>
+            </w:r>
+          </w:p>
+        </w:tc>
+        <w:tc>
+          <w:tcPr>
+            <w:tcW w:type="dxa" w:w="7370"/>
+            <w:shd w:fill="E8EDF5"/>
+          </w:tcPr>
+          <w:p>
+            <w:r>
+              <w:rPr>
+                <w:rFonts w:ascii="Calibri" w:hAnsi="Calibri"/>
+                <w:sz w:val="20"/>
+              </w:rPr>
+              <w:t>2026-04-19  17:05:55 IST</w:t>
+            </w:r>
+          </w:p>
+        </w:tc>
+      </w:tr>
+      <w:tr>
+        <w:tc>
+          <w:tcPr>
+            <w:tcW w:type="dxa" w:w="2268"/>
+          </w:tcPr>
+          <w:p>
+            <w:r>
+              <w:rPr>
+                <w:rFonts w:ascii="Calibri" w:hAnsi="Calibri"/>
+                <w:sz w:val="20"/>
+              </w:rPr>
+              <w:t>Result</w:t>
+            </w:r>
+          </w:p>
+        </w:tc>
+        <w:tc>
+          <w:tcPr>
+            <w:tcW w:type="dxa" w:w="7370"/>
+          </w:tcPr>
+          <w:p>
+            <w:r>
+              <w:rPr>
+                <w:rFonts w:ascii="Calibri" w:hAnsi="Calibri"/>
+                <w:sz w:val="20"/>
+              </w:rPr>
+              <w:t>PASS</w:t>
+            </w:r>
+          </w:p>
+        </w:tc>
+      </w:tr>
+    </w:tbl>
+    <w:p/>
+    <w:p>
+      <w:pPr>
+        <w:spacing w:before="80" w:after="80"/>
+        <w:shd w:fill="F0F0F0"/>
+      </w:pPr>
+      <w:r>
+        <w:rPr>
+          <w:rFonts w:ascii="Consolas" w:hAnsi="Consolas"/>
+          <w:color w:val="1E1E1E"/>
+          <w:sz w:val="18"/>
+        </w:rPr>
+        <w:t>REQUEST</w:t>
+        <w:br/>
+        <w:t>-------</w:t>
+        <w:br/>
+        <w:t>GET http://localhost:9000/health HTTP/1.1</w:t>
+        <w:br/>
+        <w:t>Host: localhost:9000</w:t>
+        <w:br/>
+        <w:br/>
+        <w:t>RESPONSE</w:t>
+        <w:br/>
+        <w:t>--------</w:t>
+        <w:br/>
+        <w:t>HTTP/1.1 200 OK</w:t>
+        <w:br/>
+        <w:t>content-type: application/json</w:t>
+        <w:br/>
+        <w:br/>
+        <w:t>{</w:t>
+        <w:br/>
+        <w:t xml:space="preserve">  "status" : "ok",</w:t>
+        <w:br/>
+        <w:t xml:space="preserve">  "version": "1.0.1"</w:t>
+        <w:br/>
+        <w:t>}</w:t>
+        <w:br/>
+        <w:br/>
+        <w:t>SERVICE LOG (pipeline_controller)</w:t>
+        <w:br/>
+        <w:t>----------------------------------</w:t>
+        <w:br/>
+        <w:t>2026-04-19 17:05:55 [INFO]  GET /health  client=127.0.0.1</w:t>
+        <w:br/>
+        <w:t>2026-04-19 17:05:55 [INFO]  Health check responded: status=ok version=1.0.1</w:t>
+        <w:br/>
+        <w:br/>
+        <w:t>VALIDATION</w:t>
+        <w:br/>
+        <w:t>----------</w:t>
+        <w:br/>
+        <w:t xml:space="preserve">  status  field = "ok"     [MATCH -- EXPECTED: "ok"]</w:t>
+        <w:br/>
+        <w:t xml:space="preserve">  version field = "1.0.1"  [MATCH -- EXPECTED: "1.0.1"]</w:t>
+        <w:br/>
+        <w:t xml:space="preserve">  HTTP status code = 200   [MATCH -- EXPECTED: 200]</w:t>
+        <w:br/>
+        <w:br/>
+        <w:t>VERDICT: PASS -- Health endpoint returned 200 OK with correct status and version.</w:t>
+      </w:r>
+    </w:p>
+    <w:p>
+      <w:pPr>
+        <w:pStyle w:val="Heading2"/>
+      </w:pPr>
+      <w:r>
+        <w:t>TC-08: SSRF Protection -- Loopback Address in Log URL  [FAIL]</w:t>
+      </w:r>
+    </w:p>
+    <w:tbl>
+      <w:tblPr>
+        <w:tblStyle w:val="TableGrid"/>
+        <w:tblW w:type="auto" w:w="0"/>
+        <w:jc w:val="center"/>
+        <w:tblLook w:firstColumn="1" w:firstRow="1" w:lastColumn="0" w:lastRow="0" w:noHBand="0" w:noVBand="1" w:val="04A0"/>
+      </w:tblPr>
+      <w:tblGrid>
+        <w:gridCol w:w="4320"/>
+        <w:gridCol w:w="4320"/>
+      </w:tblGrid>
+      <w:tr>
+        <w:tc>
+          <w:tcPr>
+            <w:tcW w:type="dxa" w:w="2268"/>
+            <w:shd w:fill="1A3C6E"/>
+          </w:tcPr>
+          <w:p>
+            <w:pPr>
+              <w:jc w:val="center"/>
+            </w:pPr>
+            <w:r>
+              <w:rPr>
+                <w:rFonts w:ascii="Calibri" w:hAnsi="Calibri"/>
+                <w:b/>
+                <w:color w:val="FFFFFF"/>
+                <w:sz w:val="20"/>
+              </w:rPr>
+              <w:t>Field</w:t>
+            </w:r>
+          </w:p>
+        </w:tc>
+        <w:tc>
+          <w:tcPr>
+            <w:tcW w:type="dxa" w:w="7370"/>
+            <w:shd w:fill="1A3C6E"/>
+          </w:tcPr>
+          <w:p>
+            <w:pPr>
+              <w:jc w:val="center"/>
+            </w:pPr>
+            <w:r>
+              <w:rPr>
+                <w:rFonts w:ascii="Calibri" w:hAnsi="Calibri"/>
+                <w:b/>
+                <w:color w:val="FFFFFF"/>
+                <w:sz w:val="20"/>
+              </w:rPr>
+              <w:t>Value</w:t>
+            </w:r>
+          </w:p>
+        </w:tc>
+      </w:tr>
+      <w:tr>
+        <w:tc>
+          <w:tcPr>
+            <w:tcW w:type="dxa" w:w="2268"/>
+          </w:tcPr>
+          <w:p>
+            <w:r>
+              <w:rPr>
+                <w:rFonts w:ascii="Calibri" w:hAnsi="Calibri"/>
+                <w:sz w:val="20"/>
+              </w:rPr>
+              <w:t>Test Case ID</w:t>
+            </w:r>
+          </w:p>
+        </w:tc>
+        <w:tc>
+          <w:tcPr>
+            <w:tcW w:type="dxa" w:w="7370"/>
+          </w:tcPr>
+          <w:p>
+            <w:r>
+              <w:rPr>
+                <w:rFonts w:ascii="Calibri" w:hAnsi="Calibri"/>
+                <w:sz w:val="20"/>
+              </w:rPr>
+              <w:t>TC-PC-08</w:t>
+            </w:r>
+          </w:p>
+        </w:tc>
+      </w:tr>
+      <w:tr>
+        <w:tc>
+          <w:tcPr>
+            <w:tcW w:type="dxa" w:w="2268"/>
+            <w:shd w:fill="E8EDF5"/>
+          </w:tcPr>
+          <w:p>
+            <w:r>
+              <w:rPr>
+                <w:rFonts w:ascii="Calibri" w:hAnsi="Calibri"/>
+                <w:sz w:val="20"/>
+              </w:rPr>
+              <w:t>Execution Time</w:t>
+            </w:r>
+          </w:p>
+        </w:tc>
+        <w:tc>
+          <w:tcPr>
+            <w:tcW w:type="dxa" w:w="7370"/>
+            <w:shd w:fill="E8EDF5"/>
+          </w:tcPr>
+          <w:p>
+            <w:r>
+              <w:rPr>
+                <w:rFonts w:ascii="Calibri" w:hAnsi="Calibri"/>
+                <w:sz w:val="20"/>
+              </w:rPr>
+              <w:t>2026-04-19  17:06:30 IST</w:t>
+            </w:r>
+          </w:p>
+        </w:tc>
+      </w:tr>
+      <w:tr>
+        <w:tc>
+          <w:tcPr>
+            <w:tcW w:type="dxa" w:w="2268"/>
+          </w:tcPr>
+          <w:p>
+            <w:r>
+              <w:rPr>
+                <w:rFonts w:ascii="Calibri" w:hAnsi="Calibri"/>
+                <w:sz w:val="20"/>
+              </w:rPr>
+              <w:t>Result</w:t>
+            </w:r>
+          </w:p>
+        </w:tc>
+        <w:tc>
+          <w:tcPr>
+            <w:tcW w:type="dxa" w:w="7370"/>
+          </w:tcPr>
+          <w:p>
+            <w:r>
+              <w:rPr>
+                <w:rFonts w:ascii="Calibri" w:hAnsi="Calibri"/>
+                <w:sz w:val="20"/>
+              </w:rPr>
+              <w:t>FAIL</w:t>
+            </w:r>
+          </w:p>
+        </w:tc>
+      </w:tr>
+    </w:tbl>
+    <w:p/>
+    <w:p>
+      <w:pPr>
+        <w:spacing w:before="80" w:after="80"/>
+        <w:shd w:fill="F0F0F0"/>
+      </w:pPr>
+      <w:r>
+        <w:rPr>
+          <w:rFonts w:ascii="Consolas" w:hAnsi="Consolas"/>
+          <w:color w:val="1E1E1E"/>
+          <w:sz w:val="18"/>
+        </w:rPr>
+        <w:t>REQUEST</w:t>
+        <w:br/>
+        <w:t>-------</w:t>
+        <w:br/>
+        <w:t>POST http://localhost:9000/pipeline-event HTTP/1.1</w:t>
+        <w:br/>
+        <w:t>Content-Type: application/json</w:t>
+        <w:br/>
+        <w:br/>
+        <w:t>{</w:t>
+        <w:br/>
+        <w:t xml:space="preserve">  "event_id"   : "evt-ssrf-test01",</w:t>
+        <w:br/>
+        <w:t xml:space="preserve">  "pipeline_id": "ssrf-test-pipeline",</w:t>
+        <w:br/>
+        <w:t xml:space="preserve">  "run_number" : 1,</w:t>
+        <w:br/>
+        <w:t xml:space="preserve">  "status"     : "FAILED",</w:t>
+        <w:br/>
+        <w:t xml:space="preserve">  "log_url"    : "http://127.0.0.1/etc/passwd"</w:t>
+        <w:br/>
+        <w:t>}</w:t>
+        <w:br/>
+        <w:br/>
+        <w:t>RESPONSE (ACTUAL -- INCORRECT)</w:t>
+        <w:br/>
+        <w:t>--------------------------------</w:t>
+        <w:br/>
+        <w:t>HTTP/1.1 202 Accepted</w:t>
+        <w:br/>
+        <w:t>content-type: application/json</w:t>
+        <w:br/>
+        <w:br/>
+        <w:t>{</w:t>
+        <w:br/>
+        <w:t xml:space="preserve">  "job_id": "aa99bb88-cc77-dd66-ee55-ff4433221100",</w:t>
+        <w:br/>
+        <w:t xml:space="preserve">  "status": "accepted"</w:t>
+        <w:br/>
+        <w:t>}</w:t>
+        <w:br/>
+        <w:br/>
+        <w:t>SERVICE LOG (pipeline_controller) -- ACTUAL (WRONG)</w:t>
+        <w:br/>
+        <w:t>-----------------------------------------------------</w:t>
+        <w:br/>
+        <w:t>2026-04-19 17:06:30 [INFO]  POST /pipeline-event  client=127.0.0.1</w:t>
+        <w:br/>
+        <w:t>2026-04-19 17:06:30 [INFO]  Job accepted  job_id=aa99bb88-cc77-dd66-ee55-ff4433221100</w:t>
+        <w:br/>
+        <w:t>2026-04-19 17:06:30 [INFO]  Fetching logs from http://127.0.0.1/etc/passwd</w:t>
+        <w:br/>
+        <w:t>2026-04-19 17:06:30 [WARNING] Jenkins unreachable (ConnectError: Connection refused)</w:t>
+        <w:br/>
+        <w:t>2026-04-19 17:06:30 [WARNING] -- using simulated log for demo</w:t>
+        <w:br/>
+        <w:t>2026-04-19 17:06:31 [INFO]  Log analysis complete: failure_category=TIMEOUT severity=HIGH</w:t>
+        <w:br/>
+        <w:t>2026-04-19 17:06:31 [INFO]  Job completed: job_id=aa99bb88-cc77-dd66-ee55-ff4433221100</w:t>
+        <w:br/>
+        <w:br/>
+        <w:t>EXPECTED SERVICE LOG (CORRECT BEHAVIOR)</w:t>
+        <w:br/>
+        <w:t>-----------------------------------------</w:t>
+        <w:br/>
+        <w:t>2026-04-19 17:06:30 [ERROR] resolve_host: 127.0.0.1 is a loopback IP -- UnsafeURLError raised</w:t>
+        <w:br/>
+        <w:t>2026-04-19 17:06:30 [ERROR] SSRF BLOCKED for job aa99bb88-cc77-dd66-ee55-ff4433221100</w:t>
+        <w:br/>
+        <w:t>2026-04-19 17:06:30 [INFO]  Job marked as FAILED: reason=SSRF_BLOCKED</w:t>
+        <w:br/>
+        <w:br/>
+        <w:t>FOLLOW-UP STATUS CHECK</w:t>
+        <w:br/>
+        <w:t>-----------------------</w:t>
+        <w:br/>
+        <w:t>GET /pipeline-status/aa99bb88-cc77-dd66-ee55-ff4433221100</w:t>
+        <w:br/>
+        <w:br/>
+        <w:t>Actual (WRONG):   status=completed,  failure_type=TIMEOUT</w:t>
+        <w:br/>
+        <w:t>Expected (CORRECT): status=failed,   error=SSRF blocked: loopback IP 127.0.0.1</w:t>
+        <w:br/>
+        <w:br/>
+        <w:t>VERDICT: FAIL -- SSRF guard was bypassed. The except httpx.RequestError block</w:t>
+        <w:br/>
+        <w:t xml:space="preserve">         caught the connection failure before UnsafeURLError could be raised.</w:t>
+        <w:br/>
+        <w:t xml:space="preserve">         Logged as BUG-001.</w:t>
+      </w:r>
+    </w:p>
+    <w:p>
+      <w:pPr>
+        <w:pStyle w:val="Heading2"/>
+      </w:pPr>
+      <w:r>
+        <w:t>Execution Summary</w:t>
+      </w:r>
+    </w:p>
+    <w:tbl>
+      <w:tblPr>
+        <w:tblStyle w:val="TableGrid"/>
+        <w:tblW w:type="auto" w:w="0"/>
+        <w:jc w:val="center"/>
+        <w:tblLook w:firstColumn="1" w:firstRow="1" w:lastColumn="0" w:lastRow="0" w:noHBand="0" w:noVBand="1" w:val="04A0"/>
+      </w:tblPr>
+      <w:tblGrid>
+        <w:gridCol w:w="1234"/>
+        <w:gridCol w:w="1234"/>
+        <w:gridCol w:w="1234"/>
+        <w:gridCol w:w="1234"/>
+        <w:gridCol w:w="1234"/>
+        <w:gridCol w:w="1234"/>
+        <w:gridCol w:w="1234"/>
+      </w:tblGrid>
+      <w:tr>
+        <w:tc>
+          <w:tcPr>
+            <w:tcW w:type="dxa" w:w="850"/>
+            <w:shd w:fill="1A3C6E"/>
+          </w:tcPr>
+          <w:p>
+            <w:pPr>
+              <w:jc w:val="center"/>
+            </w:pPr>
+            <w:r>
+              <w:rPr>
+                <w:rFonts w:ascii="Calibri" w:hAnsi="Calibri"/>
+                <w:b/>
+                <w:color w:val="FFFFFF"/>
+                <w:sz w:val="20"/>
+              </w:rPr>
+              <w:t>TC ID</w:t>
+            </w:r>
+          </w:p>
+        </w:tc>
+        <w:tc>
+          <w:tcPr>
+            <w:tcW w:type="dxa" w:w="1984"/>
+            <w:shd w:fill="1A3C6E"/>
+          </w:tcPr>
+          <w:p>
+            <w:pPr>
+              <w:jc w:val="center"/>
+            </w:pPr>
+            <w:r>
+              <w:rPr>
+                <w:rFonts w:ascii="Calibri" w:hAnsi="Calibri"/>
+                <w:b/>
+                <w:color w:val="FFFFFF"/>
+                <w:sz w:val="20"/>
+              </w:rPr>
+              <w:t>Test Description</w:t>
+            </w:r>
+          </w:p>
+        </w:tc>
+        <w:tc>
+          <w:tcPr>
+            <w:tcW w:type="dxa" w:w="1020"/>
+            <w:shd w:fill="1A3C6E"/>
+          </w:tcPr>
+          <w:p>
+            <w:pPr>
+              <w:jc w:val="center"/>
+            </w:pPr>
+            <w:r>
+              <w:rPr>
+                <w:rFonts w:ascii="Calibri" w:hAnsi="Calibri"/>
+                <w:b/>
+                <w:color w:val="FFFFFF"/>
+                <w:sz w:val="20"/>
+              </w:rPr>
+              <w:t>Method</w:t>
+            </w:r>
+          </w:p>
+        </w:tc>
+        <w:tc>
+          <w:tcPr>
+            <w:tcW w:type="dxa" w:w="1984"/>
+            <w:shd w:fill="1A3C6E"/>
+          </w:tcPr>
+          <w:p>
+            <w:pPr>
+              <w:jc w:val="center"/>
+            </w:pPr>
+            <w:r>
+              <w:rPr>
+                <w:rFonts w:ascii="Calibri" w:hAnsi="Calibri"/>
+                <w:b/>
+                <w:color w:val="FFFFFF"/>
+                <w:sz w:val="20"/>
+              </w:rPr>
+              <w:t>Endpoint</w:t>
+            </w:r>
+          </w:p>
+        </w:tc>
+        <w:tc>
+          <w:tcPr>
+            <w:tcW w:type="dxa" w:w="1247"/>
+            <w:shd w:fill="1A3C6E"/>
+          </w:tcPr>
+          <w:p>
+            <w:pPr>
+              <w:jc w:val="center"/>
+            </w:pPr>
+            <w:r>
+              <w:rPr>
+                <w:rFonts w:ascii="Calibri" w:hAnsi="Calibri"/>
+                <w:b/>
+                <w:color w:val="FFFFFF"/>
+                <w:sz w:val="20"/>
+              </w:rPr>
+              <w:t>Expected</w:t>
+            </w:r>
+          </w:p>
+        </w:tc>
+        <w:tc>
+          <w:tcPr>
+            <w:tcW w:type="dxa" w:w="1247"/>
+            <w:shd w:fill="1A3C6E"/>
+          </w:tcPr>
+          <w:p>
+            <w:pPr>
+              <w:jc w:val="center"/>
+            </w:pPr>
+            <w:r>
+              <w:rPr>
+                <w:rFonts w:ascii="Calibri" w:hAnsi="Calibri"/>
+                <w:b/>
+                <w:color w:val="FFFFFF"/>
+                <w:sz w:val="20"/>
+              </w:rPr>
+              <w:t>Actual</w:t>
+            </w:r>
+          </w:p>
+        </w:tc>
+        <w:tc>
+          <w:tcPr>
+            <w:tcW w:type="dxa" w:w="737"/>
+            <w:shd w:fill="1A3C6E"/>
+          </w:tcPr>
+          <w:p>
+            <w:pPr>
+              <w:jc w:val="center"/>
+            </w:pPr>
+            <w:r>
+              <w:rPr>
+                <w:rFonts w:ascii="Calibri" w:hAnsi="Calibri"/>
+                <w:b/>
+                <w:color w:val="FFFFFF"/>
+                <w:sz w:val="20"/>
+              </w:rPr>
+              <w:t>Result</w:t>
+            </w:r>
+          </w:p>
+        </w:tc>
+      </w:tr>
+      <w:tr>
+        <w:tc>
+          <w:tcPr>
+            <w:tcW w:type="dxa" w:w="850"/>
+          </w:tcPr>
+          <w:p>
+            <w:r>
+              <w:rPr>
+                <w:rFonts w:ascii="Calibri" w:hAnsi="Calibri"/>
+                <w:sz w:val="20"/>
+              </w:rPr>
+              <w:t>TC-01</w:t>
+            </w:r>
+          </w:p>
+        </w:tc>
+        <w:tc>
+          <w:tcPr>
+            <w:tcW w:type="dxa" w:w="1984"/>
+          </w:tcPr>
+          <w:p>
+            <w:r>
+              <w:rPr>
+                <w:rFonts w:ascii="Calibri" w:hAnsi="Calibri"/>
+                <w:sz w:val="20"/>
+              </w:rPr>
+              <w:t>Valid event submission</w:t>
+            </w:r>
+          </w:p>
+        </w:tc>
+        <w:tc>
+          <w:tcPr>
+            <w:tcW w:type="dxa" w:w="1020"/>
+          </w:tcPr>
+          <w:p>
+            <w:r>
+              <w:rPr>
+                <w:rFonts w:ascii="Calibri" w:hAnsi="Calibri"/>
+                <w:sz w:val="20"/>
+              </w:rPr>
+              <w:t>POST</w:t>
+            </w:r>
+          </w:p>
+        </w:tc>
+        <w:tc>
+          <w:tcPr>
+            <w:tcW w:type="dxa" w:w="1984"/>
+          </w:tcPr>
+          <w:p>
+            <w:r>
+              <w:rPr>
+                <w:rFonts w:ascii="Calibri" w:hAnsi="Calibri"/>
+                <w:sz w:val="20"/>
+              </w:rPr>
+              <w:t>/pipeline-event</w:t>
+            </w:r>
+          </w:p>
+        </w:tc>
+        <w:tc>
+          <w:tcPr>
+            <w:tcW w:type="dxa" w:w="1247"/>
+          </w:tcPr>
+          <w:p>
+            <w:r>
+              <w:rPr>
+                <w:rFonts w:ascii="Calibri" w:hAnsi="Calibri"/>
+                <w:sz w:val="20"/>
+              </w:rPr>
+              <w:t>202</w:t>
+            </w:r>
+          </w:p>
+        </w:tc>
+        <w:tc>
+          <w:tcPr>
+            <w:tcW w:type="dxa" w:w="1247"/>
+          </w:tcPr>
+          <w:p>
+            <w:r>
+              <w:rPr>
+                <w:rFonts w:ascii="Calibri" w:hAnsi="Calibri"/>
+                <w:sz w:val="20"/>
+              </w:rPr>
+              <w:t>202</w:t>
+            </w:r>
+          </w:p>
+        </w:tc>
+        <w:tc>
+          <w:tcPr>
+            <w:tcW w:type="dxa" w:w="737"/>
+          </w:tcPr>
+          <w:p>
+            <w:r>
+              <w:rPr>
+                <w:rFonts w:ascii="Calibri" w:hAnsi="Calibri"/>
+                <w:sz w:val="20"/>
+              </w:rPr>
+              <w:t>PASS</w:t>
+            </w:r>
+          </w:p>
+        </w:tc>
+      </w:tr>
+      <w:tr>
+        <w:tc>
+          <w:tcPr>
+            <w:tcW w:type="dxa" w:w="850"/>
+            <w:shd w:fill="E8EDF5"/>
+          </w:tcPr>
+          <w:p>
+            <w:r>
+              <w:rPr>
+                <w:rFonts w:ascii="Calibri" w:hAnsi="Calibri"/>
+                <w:sz w:val="20"/>
+              </w:rPr>
+              <w:t>TC-02</w:t>
+            </w:r>
+          </w:p>
+        </w:tc>
+        <w:tc>
+          <w:tcPr>
+            <w:tcW w:type="dxa" w:w="1984"/>
+            <w:shd w:fill="E8EDF5"/>
+          </w:tcPr>
+          <w:p>
+            <w:r>
+              <w:rPr>
+                <w:rFonts w:ascii="Calibri" w:hAnsi="Calibri"/>
+                <w:sz w:val="20"/>
+              </w:rPr>
+              <w:t>Invalid run_number = 0</w:t>
+            </w:r>
+          </w:p>
+        </w:tc>
+        <w:tc>
+          <w:tcPr>
+            <w:tcW w:type="dxa" w:w="1020"/>
+            <w:shd w:fill="E8EDF5"/>
+          </w:tcPr>
+          <w:p>
+            <w:r>
+              <w:rPr>
+                <w:rFonts w:ascii="Calibri" w:hAnsi="Calibri"/>
+                <w:sz w:val="20"/>
+              </w:rPr>
+              <w:t>POST</w:t>
+            </w:r>
+          </w:p>
+        </w:tc>
+        <w:tc>
+          <w:tcPr>
+            <w:tcW w:type="dxa" w:w="1984"/>
+            <w:shd w:fill="E8EDF5"/>
+          </w:tcPr>
+          <w:p>
+            <w:r>
+              <w:rPr>
+                <w:rFonts w:ascii="Calibri" w:hAnsi="Calibri"/>
+                <w:sz w:val="20"/>
+              </w:rPr>
+              <w:t>/pipeline-event</w:t>
+            </w:r>
+          </w:p>
+        </w:tc>
+        <w:tc>
+          <w:tcPr>
+            <w:tcW w:type="dxa" w:w="1247"/>
+            <w:shd w:fill="E8EDF5"/>
+          </w:tcPr>
+          <w:p>
+            <w:r>
+              <w:rPr>
+                <w:rFonts w:ascii="Calibri" w:hAnsi="Calibri"/>
+                <w:sz w:val="20"/>
+              </w:rPr>
+              <w:t>422</w:t>
+            </w:r>
+          </w:p>
+        </w:tc>
+        <w:tc>
+          <w:tcPr>
+            <w:tcW w:type="dxa" w:w="1247"/>
+            <w:shd w:fill="E8EDF5"/>
+          </w:tcPr>
+          <w:p>
+            <w:r>
+              <w:rPr>
+                <w:rFonts w:ascii="Calibri" w:hAnsi="Calibri"/>
+                <w:sz w:val="20"/>
+              </w:rPr>
+              <w:t>422</w:t>
+            </w:r>
+          </w:p>
+        </w:tc>
+        <w:tc>
+          <w:tcPr>
+            <w:tcW w:type="dxa" w:w="737"/>
+            <w:shd w:fill="E8EDF5"/>
+          </w:tcPr>
+          <w:p>
+            <w:r>
+              <w:rPr>
+                <w:rFonts w:ascii="Calibri" w:hAnsi="Calibri"/>
+                <w:sz w:val="20"/>
+              </w:rPr>
+              <w:t>PASS</w:t>
+            </w:r>
+          </w:p>
+        </w:tc>
+      </w:tr>
+      <w:tr>
+        <w:tc>
+          <w:tcPr>
+            <w:tcW w:type="dxa" w:w="850"/>
+          </w:tcPr>
+          <w:p>
+            <w:r>
+              <w:rPr>
+                <w:rFonts w:ascii="Calibri" w:hAnsi="Calibri"/>
+                <w:sz w:val="20"/>
+              </w:rPr>
+              <w:t>TC-03</w:t>
+            </w:r>
+          </w:p>
+        </w:tc>
+        <w:tc>
+          <w:tcPr>
+            <w:tcW w:type="dxa" w:w="1984"/>
+          </w:tcPr>
+          <w:p>
+            <w:r>
+              <w:rPr>
+                <w:rFonts w:ascii="Calibri" w:hAnsi="Calibri"/>
+                <w:sz w:val="20"/>
+              </w:rPr>
+              <w:t>Short event_id (3 chars)</w:t>
+            </w:r>
+          </w:p>
+        </w:tc>
+        <w:tc>
+          <w:tcPr>
+            <w:tcW w:type="dxa" w:w="1020"/>
+          </w:tcPr>
+          <w:p>
+            <w:r>
+              <w:rPr>
+                <w:rFonts w:ascii="Calibri" w:hAnsi="Calibri"/>
+                <w:sz w:val="20"/>
+              </w:rPr>
+              <w:t>POST</w:t>
+            </w:r>
+          </w:p>
+        </w:tc>
+        <w:tc>
+          <w:tcPr>
+            <w:tcW w:type="dxa" w:w="1984"/>
+          </w:tcPr>
+          <w:p>
+            <w:r>
+              <w:rPr>
+                <w:rFonts w:ascii="Calibri" w:hAnsi="Calibri"/>
+                <w:sz w:val="20"/>
+              </w:rPr>
+              <w:t>/pipeline-event</w:t>
+            </w:r>
+          </w:p>
+        </w:tc>
+        <w:tc>
+          <w:tcPr>
+            <w:tcW w:type="dxa" w:w="1247"/>
+          </w:tcPr>
+          <w:p>
+            <w:r>
+              <w:rPr>
+                <w:rFonts w:ascii="Calibri" w:hAnsi="Calibri"/>
+                <w:sz w:val="20"/>
+              </w:rPr>
+              <w:t>422</w:t>
+            </w:r>
+          </w:p>
+        </w:tc>
+        <w:tc>
+          <w:tcPr>
+            <w:tcW w:type="dxa" w:w="1247"/>
+          </w:tcPr>
+          <w:p>
+            <w:r>
+              <w:rPr>
+                <w:rFonts w:ascii="Calibri" w:hAnsi="Calibri"/>
+                <w:sz w:val="20"/>
+              </w:rPr>
+              <w:t>422</w:t>
+            </w:r>
+          </w:p>
+        </w:tc>
+        <w:tc>
+          <w:tcPr>
+            <w:tcW w:type="dxa" w:w="737"/>
+          </w:tcPr>
+          <w:p>
+            <w:r>
+              <w:rPr>
+                <w:rFonts w:ascii="Calibri" w:hAnsi="Calibri"/>
+                <w:sz w:val="20"/>
+              </w:rPr>
+              <w:t>PASS</w:t>
+            </w:r>
+          </w:p>
+        </w:tc>
+      </w:tr>
+      <w:tr>
+        <w:tc>
+          <w:tcPr>
+            <w:tcW w:type="dxa" w:w="850"/>
+            <w:shd w:fill="E8EDF5"/>
+          </w:tcPr>
+          <w:p>
+            <w:r>
+              <w:rPr>
+                <w:rFonts w:ascii="Calibri" w:hAnsi="Calibri"/>
+                <w:sz w:val="20"/>
+              </w:rPr>
+              <w:t>TC-04</w:t>
+            </w:r>
+          </w:p>
+        </w:tc>
+        <w:tc>
+          <w:tcPr>
+            <w:tcW w:type="dxa" w:w="1984"/>
+            <w:shd w:fill="E8EDF5"/>
+          </w:tcPr>
+          <w:p>
+            <w:r>
+              <w:rPr>
+                <w:rFonts w:ascii="Calibri" w:hAnsi="Calibri"/>
+                <w:sz w:val="20"/>
+              </w:rPr>
+              <w:t>Valid job status query</w:t>
+            </w:r>
+          </w:p>
+        </w:tc>
+        <w:tc>
+          <w:tcPr>
+            <w:tcW w:type="dxa" w:w="1020"/>
+            <w:shd w:fill="E8EDF5"/>
+          </w:tcPr>
+          <w:p>
+            <w:r>
+              <w:rPr>
+                <w:rFonts w:ascii="Calibri" w:hAnsi="Calibri"/>
+                <w:sz w:val="20"/>
+              </w:rPr>
+              <w:t>GET</w:t>
+            </w:r>
+          </w:p>
+        </w:tc>
+        <w:tc>
+          <w:tcPr>
+            <w:tcW w:type="dxa" w:w="1984"/>
+            <w:shd w:fill="E8EDF5"/>
+          </w:tcPr>
+          <w:p>
+            <w:r>
+              <w:rPr>
+                <w:rFonts w:ascii="Calibri" w:hAnsi="Calibri"/>
+                <w:sz w:val="20"/>
+              </w:rPr>
+              <w:t>/pipeline-status/{id}</w:t>
+            </w:r>
+          </w:p>
+        </w:tc>
+        <w:tc>
+          <w:tcPr>
+            <w:tcW w:type="dxa" w:w="1247"/>
+            <w:shd w:fill="E8EDF5"/>
+          </w:tcPr>
+          <w:p>
+            <w:r>
+              <w:rPr>
+                <w:rFonts w:ascii="Calibri" w:hAnsi="Calibri"/>
+                <w:sz w:val="20"/>
+              </w:rPr>
+              <w:t>200</w:t>
+            </w:r>
+          </w:p>
+        </w:tc>
+        <w:tc>
+          <w:tcPr>
+            <w:tcW w:type="dxa" w:w="1247"/>
+            <w:shd w:fill="E8EDF5"/>
+          </w:tcPr>
+          <w:p>
+            <w:r>
+              <w:rPr>
+                <w:rFonts w:ascii="Calibri" w:hAnsi="Calibri"/>
+                <w:sz w:val="20"/>
+              </w:rPr>
+              <w:t>200</w:t>
+            </w:r>
+          </w:p>
+        </w:tc>
+        <w:tc>
+          <w:tcPr>
+            <w:tcW w:type="dxa" w:w="737"/>
+            <w:shd w:fill="E8EDF5"/>
+          </w:tcPr>
+          <w:p>
+            <w:r>
+              <w:rPr>
+                <w:rFonts w:ascii="Calibri" w:hAnsi="Calibri"/>
+                <w:sz w:val="20"/>
+              </w:rPr>
+              <w:t>PASS</w:t>
+            </w:r>
+          </w:p>
+        </w:tc>
+      </w:tr>
+      <w:tr>
+        <w:tc>
+          <w:tcPr>
+            <w:tcW w:type="dxa" w:w="850"/>
+          </w:tcPr>
+          <w:p>
+            <w:r>
+              <w:rPr>
+                <w:rFonts w:ascii="Calibri" w:hAnsi="Calibri"/>
+                <w:sz w:val="20"/>
+              </w:rPr>
+              <w:t>TC-05</w:t>
+            </w:r>
+          </w:p>
+        </w:tc>
+        <w:tc>
+          <w:tcPr>
+            <w:tcW w:type="dxa" w:w="1984"/>
+          </w:tcPr>
+          <w:p>
+            <w:r>
+              <w:rPr>
+                <w:rFonts w:ascii="Calibri" w:hAnsi="Calibri"/>
+                <w:sz w:val="20"/>
+              </w:rPr>
+              <w:t>Non-existent job status</w:t>
+            </w:r>
+          </w:p>
+        </w:tc>
+        <w:tc>
+          <w:tcPr>
+            <w:tcW w:type="dxa" w:w="1020"/>
+          </w:tcPr>
+          <w:p>
+            <w:r>
+              <w:rPr>
+                <w:rFonts w:ascii="Calibri" w:hAnsi="Calibri"/>
+                <w:sz w:val="20"/>
+              </w:rPr>
+              <w:t>GET</w:t>
+            </w:r>
+          </w:p>
+        </w:tc>
+        <w:tc>
+          <w:tcPr>
+            <w:tcW w:type="dxa" w:w="1984"/>
+          </w:tcPr>
+          <w:p>
+            <w:r>
+              <w:rPr>
+                <w:rFonts w:ascii="Calibri" w:hAnsi="Calibri"/>
+                <w:sz w:val="20"/>
+              </w:rPr>
+              <w:t>/pipeline-status/{id}</w:t>
+            </w:r>
+          </w:p>
+        </w:tc>
+        <w:tc>
+          <w:tcPr>
+            <w:tcW w:type="dxa" w:w="1247"/>
+          </w:tcPr>
+          <w:p>
+            <w:r>
+              <w:rPr>
+                <w:rFonts w:ascii="Calibri" w:hAnsi="Calibri"/>
+                <w:sz w:val="20"/>
+              </w:rPr>
+              <w:t>404</w:t>
+            </w:r>
+          </w:p>
+        </w:tc>
+        <w:tc>
+          <w:tcPr>
+            <w:tcW w:type="dxa" w:w="1247"/>
+          </w:tcPr>
+          <w:p>
+            <w:r>
+              <w:rPr>
+                <w:rFonts w:ascii="Calibri" w:hAnsi="Calibri"/>
+                <w:sz w:val="20"/>
+              </w:rPr>
+              <w:t>404</w:t>
+            </w:r>
+          </w:p>
+        </w:tc>
+        <w:tc>
+          <w:tcPr>
+            <w:tcW w:type="dxa" w:w="737"/>
+          </w:tcPr>
+          <w:p>
+            <w:r>
+              <w:rPr>
+                <w:rFonts w:ascii="Calibri" w:hAnsi="Calibri"/>
+                <w:sz w:val="20"/>
+              </w:rPr>
+              <w:t>PASS</w:t>
+            </w:r>
+          </w:p>
+        </w:tc>
+      </w:tr>
+      <w:tr>
+        <w:tc>
+          <w:tcPr>
+            <w:tcW w:type="dxa" w:w="850"/>
+            <w:shd w:fill="E8EDF5"/>
+          </w:tcPr>
+          <w:p>
+            <w:r>
+              <w:rPr>
+                <w:rFonts w:ascii="Calibri" w:hAnsi="Calibri"/>
+                <w:sz w:val="20"/>
+              </w:rPr>
+              <w:t>TC-06</w:t>
+            </w:r>
+          </w:p>
+        </w:tc>
+        <w:tc>
+          <w:tcPr>
+            <w:tcW w:type="dxa" w:w="1984"/>
+            <w:shd w:fill="E8EDF5"/>
+          </w:tcPr>
+          <w:p>
+            <w:r>
+              <w:rPr>
+                <w:rFonts w:ascii="Calibri" w:hAnsi="Calibri"/>
+                <w:sz w:val="20"/>
+              </w:rPr>
+              <w:t>Rate limit (101st request)</w:t>
+            </w:r>
+          </w:p>
+        </w:tc>
+        <w:tc>
+          <w:tcPr>
+            <w:tcW w:type="dxa" w:w="1020"/>
+            <w:shd w:fill="E8EDF5"/>
+          </w:tcPr>
+          <w:p>
+            <w:r>
+              <w:rPr>
+                <w:rFonts w:ascii="Calibri" w:hAnsi="Calibri"/>
+                <w:sz w:val="20"/>
+              </w:rPr>
+              <w:t>POST</w:t>
+            </w:r>
+          </w:p>
+        </w:tc>
+        <w:tc>
+          <w:tcPr>
+            <w:tcW w:type="dxa" w:w="1984"/>
+            <w:shd w:fill="E8EDF5"/>
+          </w:tcPr>
+          <w:p>
+            <w:r>
+              <w:rPr>
+                <w:rFonts w:ascii="Calibri" w:hAnsi="Calibri"/>
+                <w:sz w:val="20"/>
+              </w:rPr>
+              <w:t>/pipeline-event</w:t>
+            </w:r>
+          </w:p>
+        </w:tc>
+        <w:tc>
+          <w:tcPr>
+            <w:tcW w:type="dxa" w:w="1247"/>
+            <w:shd w:fill="E8EDF5"/>
+          </w:tcPr>
+          <w:p>
+            <w:r>
+              <w:rPr>
+                <w:rFonts w:ascii="Calibri" w:hAnsi="Calibri"/>
+                <w:sz w:val="20"/>
+              </w:rPr>
+              <w:t>429</w:t>
+            </w:r>
+          </w:p>
+        </w:tc>
+        <w:tc>
+          <w:tcPr>
+            <w:tcW w:type="dxa" w:w="1247"/>
+            <w:shd w:fill="E8EDF5"/>
+          </w:tcPr>
+          <w:p>
+            <w:r>
+              <w:rPr>
+                <w:rFonts w:ascii="Calibri" w:hAnsi="Calibri"/>
+                <w:sz w:val="20"/>
+              </w:rPr>
+              <w:t>429</w:t>
+            </w:r>
+          </w:p>
+        </w:tc>
+        <w:tc>
+          <w:tcPr>
+            <w:tcW w:type="dxa" w:w="737"/>
+            <w:shd w:fill="E8EDF5"/>
+          </w:tcPr>
+          <w:p>
+            <w:r>
+              <w:rPr>
+                <w:rFonts w:ascii="Calibri" w:hAnsi="Calibri"/>
+                <w:sz w:val="20"/>
+              </w:rPr>
+              <w:t>PASS</w:t>
+            </w:r>
+          </w:p>
+        </w:tc>
+      </w:tr>
+      <w:tr>
+        <w:tc>
+          <w:tcPr>
+            <w:tcW w:type="dxa" w:w="850"/>
+          </w:tcPr>
+          <w:p>
+            <w:r>
+              <w:rPr>
+                <w:rFonts w:ascii="Calibri" w:hAnsi="Calibri"/>
+                <w:sz w:val="20"/>
+              </w:rPr>
+              <w:t>TC-07</w:t>
+            </w:r>
+          </w:p>
+        </w:tc>
+        <w:tc>
+          <w:tcPr>
+            <w:tcW w:type="dxa" w:w="1984"/>
+          </w:tcPr>
+          <w:p>
+            <w:r>
+              <w:rPr>
+                <w:rFonts w:ascii="Calibri" w:hAnsi="Calibri"/>
+                <w:sz w:val="20"/>
+              </w:rPr>
+              <w:t>Health check probe</w:t>
+            </w:r>
+          </w:p>
+        </w:tc>
+        <w:tc>
+          <w:tcPr>
+            <w:tcW w:type="dxa" w:w="1020"/>
+          </w:tcPr>
+          <w:p>
+            <w:r>
+              <w:rPr>
+                <w:rFonts w:ascii="Calibri" w:hAnsi="Calibri"/>
+                <w:sz w:val="20"/>
+              </w:rPr>
+              <w:t>GET</w:t>
+            </w:r>
+          </w:p>
+        </w:tc>
+        <w:tc>
+          <w:tcPr>
+            <w:tcW w:type="dxa" w:w="1984"/>
+          </w:tcPr>
+          <w:p>
+            <w:r>
+              <w:rPr>
+                <w:rFonts w:ascii="Calibri" w:hAnsi="Calibri"/>
+                <w:sz w:val="20"/>
+              </w:rPr>
+              <w:t>/health</w:t>
+            </w:r>
+          </w:p>
+        </w:tc>
+        <w:tc>
+          <w:tcPr>
+            <w:tcW w:type="dxa" w:w="1247"/>
+          </w:tcPr>
+          <w:p>
+            <w:r>
+              <w:rPr>
+                <w:rFonts w:ascii="Calibri" w:hAnsi="Calibri"/>
+                <w:sz w:val="20"/>
+              </w:rPr>
+              <w:t>200</w:t>
+            </w:r>
+          </w:p>
+        </w:tc>
+        <w:tc>
+          <w:tcPr>
+            <w:tcW w:type="dxa" w:w="1247"/>
+          </w:tcPr>
+          <w:p>
+            <w:r>
+              <w:rPr>
+                <w:rFonts w:ascii="Calibri" w:hAnsi="Calibri"/>
+                <w:sz w:val="20"/>
+              </w:rPr>
+              <w:t>200</w:t>
+            </w:r>
+          </w:p>
+        </w:tc>
+        <w:tc>
+          <w:tcPr>
+            <w:tcW w:type="dxa" w:w="737"/>
+          </w:tcPr>
+          <w:p>
+            <w:r>
+              <w:rPr>
+                <w:rFonts w:ascii="Calibri" w:hAnsi="Calibri"/>
+                <w:sz w:val="20"/>
+              </w:rPr>
+              <w:t>PASS</w:t>
+            </w:r>
+          </w:p>
+        </w:tc>
+      </w:tr>
+      <w:tr>
+        <w:tc>
+          <w:tcPr>
+            <w:tcW w:type="dxa" w:w="850"/>
+            <w:shd w:fill="E8EDF5"/>
+          </w:tcPr>
+          <w:p>
+            <w:r>
+              <w:rPr>
+                <w:rFonts w:ascii="Calibri" w:hAnsi="Calibri"/>
+                <w:sz w:val="20"/>
+              </w:rPr>
+              <w:t>TC-08</w:t>
+            </w:r>
+          </w:p>
+        </w:tc>
+        <w:tc>
+          <w:tcPr>
+            <w:tcW w:type="dxa" w:w="1984"/>
+            <w:shd w:fill="E8EDF5"/>
+          </w:tcPr>
+          <w:p>
+            <w:r>
+              <w:rPr>
+                <w:rFonts w:ascii="Calibri" w:hAnsi="Calibri"/>
+                <w:sz w:val="20"/>
+              </w:rPr>
+              <w:t>SSRF loopback protection</w:t>
+            </w:r>
+          </w:p>
+        </w:tc>
+        <w:tc>
+          <w:tcPr>
+            <w:tcW w:type="dxa" w:w="1020"/>
+            <w:shd w:fill="E8EDF5"/>
+          </w:tcPr>
+          <w:p>
+            <w:r>
+              <w:rPr>
+                <w:rFonts w:ascii="Calibri" w:hAnsi="Calibri"/>
+                <w:sz w:val="20"/>
+              </w:rPr>
+              <w:t>POST</w:t>
+            </w:r>
+          </w:p>
+        </w:tc>
+        <w:tc>
+          <w:tcPr>
+            <w:tcW w:type="dxa" w:w="1984"/>
+            <w:shd w:fill="E8EDF5"/>
+          </w:tcPr>
+          <w:p>
+            <w:r>
+              <w:rPr>
+                <w:rFonts w:ascii="Calibri" w:hAnsi="Calibri"/>
+                <w:sz w:val="20"/>
+              </w:rPr>
+              <w:t>/pipeline-event + BG</w:t>
+            </w:r>
+          </w:p>
+        </w:tc>
+        <w:tc>
+          <w:tcPr>
+            <w:tcW w:type="dxa" w:w="1247"/>
+            <w:shd w:fill="E8EDF5"/>
+          </w:tcPr>
+          <w:p>
+            <w:r>
+              <w:rPr>
+                <w:rFonts w:ascii="Calibri" w:hAnsi="Calibri"/>
+                <w:sz w:val="20"/>
+              </w:rPr>
+              <w:t>Error</w:t>
+            </w:r>
+          </w:p>
+        </w:tc>
+        <w:tc>
+          <w:tcPr>
+            <w:tcW w:type="dxa" w:w="1247"/>
+            <w:shd w:fill="E8EDF5"/>
+          </w:tcPr>
+          <w:p>
+            <w:r>
+              <w:rPr>
+                <w:rFonts w:ascii="Calibri" w:hAnsi="Calibri"/>
+                <w:sz w:val="20"/>
+              </w:rPr>
+              <w:t>Completed</w:t>
+            </w:r>
+          </w:p>
+        </w:tc>
+        <w:tc>
+          <w:tcPr>
+            <w:tcW w:type="dxa" w:w="737"/>
+            <w:shd w:fill="E8EDF5"/>
+          </w:tcPr>
+          <w:p>
+            <w:r>
+              <w:rPr>
+                <w:rFonts w:ascii="Calibri" w:hAnsi="Calibri"/>
+                <w:sz w:val="20"/>
+              </w:rPr>
+              <w:t>FAIL</w:t>
+            </w:r>
+          </w:p>
+        </w:tc>
+      </w:tr>
+    </w:tbl>
+    <w:p/>
+    <w:tbl>
+      <w:tblPr>
+        <w:tblStyle w:val="TableGrid"/>
+        <w:tblW w:type="auto" w:w="0"/>
+        <w:jc w:val="center"/>
+        <w:tblLook w:firstColumn="1" w:firstRow="1" w:lastColumn="0" w:lastRow="0" w:noHBand="0" w:noVBand="1" w:val="04A0"/>
+      </w:tblPr>
+      <w:tblGrid>
+        <w:gridCol w:w="2160"/>
+        <w:gridCol w:w="2160"/>
+        <w:gridCol w:w="2160"/>
+        <w:gridCol w:w="2160"/>
+      </w:tblGrid>
+      <w:tr>
+        <w:tc>
+          <w:tcPr>
+            <w:tcW w:type="dxa" w:w="2268"/>
+            <w:shd w:fill="1A3C6E"/>
+          </w:tcPr>
+          <w:p>
+            <w:pPr>
+              <w:jc w:val="center"/>
+            </w:pPr>
+            <w:r>
+              <w:rPr>
+                <w:rFonts w:ascii="Calibri" w:hAnsi="Calibri"/>
+                <w:b/>
+                <w:color w:val="FFFFFF"/>
+                <w:sz w:val="20"/>
+              </w:rPr>
+              <w:t>Total</w:t>
+            </w:r>
+          </w:p>
+        </w:tc>
+        <w:tc>
+          <w:tcPr>
+            <w:tcW w:type="dxa" w:w="2268"/>
+            <w:shd w:fill="1A3C6E"/>
+          </w:tcPr>
+          <w:p>
+            <w:pPr>
+              <w:jc w:val="center"/>
+            </w:pPr>
+            <w:r>
+              <w:rPr>
+                <w:rFonts w:ascii="Calibri" w:hAnsi="Calibri"/>
+                <w:b/>
+                <w:color w:val="FFFFFF"/>
+                <w:sz w:val="20"/>
+              </w:rPr>
+              <w:t>Passed</w:t>
+            </w:r>
+          </w:p>
+        </w:tc>
+        <w:tc>
+          <w:tcPr>
+            <w:tcW w:type="dxa" w:w="2268"/>
+            <w:shd w:fill="1A3C6E"/>
+          </w:tcPr>
+          <w:p>
+            <w:pPr>
+              <w:jc w:val="center"/>
+            </w:pPr>
+            <w:r>
+              <w:rPr>
+                <w:rFonts w:ascii="Calibri" w:hAnsi="Calibri"/>
+                <w:b/>
+                <w:color w:val="FFFFFF"/>
+                <w:sz w:val="20"/>
+              </w:rPr>
+              <w:t>Failed</w:t>
+            </w:r>
+          </w:p>
+        </w:tc>
+        <w:tc>
+          <w:tcPr>
+            <w:tcW w:type="dxa" w:w="2268"/>
+            <w:shd w:fill="1A3C6E"/>
+          </w:tcPr>
+          <w:p>
+            <w:pPr>
+              <w:jc w:val="center"/>
+            </w:pPr>
+            <w:r>
+              <w:rPr>
+                <w:rFonts w:ascii="Calibri" w:hAnsi="Calibri"/>
+                <w:b/>
+                <w:color w:val="FFFFFF"/>
+                <w:sz w:val="20"/>
+              </w:rPr>
+              <w:t>Pass Rate</w:t>
+            </w:r>
+          </w:p>
+        </w:tc>
+      </w:tr>
+      <w:tr>
+        <w:tc>
+          <w:tcPr>
+            <w:tcW w:type="dxa" w:w="2268"/>
+          </w:tcPr>
+          <w:p>
+            <w:r>
+              <w:rPr>
+                <w:rFonts w:ascii="Calibri" w:hAnsi="Calibri"/>
+                <w:sz w:val="20"/>
+              </w:rPr>
+              <w:t>8</w:t>
+            </w:r>
+          </w:p>
+        </w:tc>
+        <w:tc>
+          <w:tcPr>
+            <w:tcW w:type="dxa" w:w="2268"/>
+          </w:tcPr>
+          <w:p>
+            <w:r>
+              <w:rPr>
+                <w:rFonts w:ascii="Calibri" w:hAnsi="Calibri"/>
+                <w:sz w:val="20"/>
+              </w:rPr>
+              <w:t>7</w:t>
+            </w:r>
+          </w:p>
+        </w:tc>
+        <w:tc>
+          <w:tcPr>
+            <w:tcW w:type="dxa" w:w="2268"/>
+          </w:tcPr>
+          <w:p>
+            <w:r>
+              <w:rPr>
+                <w:rFonts w:ascii="Calibri" w:hAnsi="Calibri"/>
+                <w:sz w:val="20"/>
+              </w:rPr>
+              <w:t>1</w:t>
+            </w:r>
+          </w:p>
+        </w:tc>
+        <w:tc>
+          <w:tcPr>
+            <w:tcW w:type="dxa" w:w="2268"/>
+          </w:tcPr>
+          <w:p>
+            <w:r>
+              <w:rPr>
+                <w:rFonts w:ascii="Calibri" w:hAnsi="Calibri"/>
+                <w:sz w:val="20"/>
+              </w:rPr>
+              <w:t>87.5%</w:t>
+            </w:r>
+          </w:p>
+        </w:tc>
+      </w:tr>
+    </w:tbl>
+    <w:p>
+      <w:r>
+        <w:br w:type="page"/>
       </w:r>
     </w:p>
     <w:p>
